--- a/DeCuongDoAn.docx
+++ b/DeCuongDoAn.docx
@@ -2024,329 +2024,8 @@
           <w:szCs w:val="28"/>
         </w:rPr>
       </w:pPr>
-      <w:proofErr w:type="spellStart"/>
-      <w:r>
-        <w:rPr>
-          <w:rFonts w:ascii="Times New Roman" w:hAnsi="Times New Roman"/>
-          <w:sz w:val="28"/>
-          <w:szCs w:val="28"/>
-        </w:rPr>
-        <w:t>Thiết</w:t>
-      </w:r>
-      <w:proofErr w:type="spellEnd"/>
-      <w:r>
-        <w:rPr>
-          <w:rFonts w:ascii="Times New Roman" w:hAnsi="Times New Roman"/>
-          <w:sz w:val="28"/>
-          <w:szCs w:val="28"/>
-        </w:rPr>
-        <w:t xml:space="preserve"> </w:t>
-      </w:r>
-      <w:proofErr w:type="spellStart"/>
-      <w:r>
-        <w:rPr>
-          <w:rFonts w:ascii="Times New Roman" w:hAnsi="Times New Roman"/>
-          <w:sz w:val="28"/>
-          <w:szCs w:val="28"/>
-        </w:rPr>
-        <w:t>kế</w:t>
-      </w:r>
-      <w:proofErr w:type="spellEnd"/>
-      <w:r>
-        <w:rPr>
-          <w:rFonts w:ascii="Times New Roman" w:hAnsi="Times New Roman"/>
-          <w:sz w:val="28"/>
-          <w:szCs w:val="28"/>
-        </w:rPr>
-        <w:t xml:space="preserve"> </w:t>
-      </w:r>
-      <w:proofErr w:type="spellStart"/>
-      <w:r>
-        <w:rPr>
-          <w:rFonts w:ascii="Times New Roman" w:hAnsi="Times New Roman"/>
-          <w:sz w:val="28"/>
-          <w:szCs w:val="28"/>
-        </w:rPr>
-        <w:t>mô</w:t>
-      </w:r>
-      <w:proofErr w:type="spellEnd"/>
-      <w:r>
-        <w:rPr>
-          <w:rFonts w:ascii="Times New Roman" w:hAnsi="Times New Roman"/>
-          <w:sz w:val="28"/>
-          <w:szCs w:val="28"/>
-        </w:rPr>
-        <w:t xml:space="preserve"> </w:t>
-      </w:r>
-      <w:proofErr w:type="spellStart"/>
-      <w:r>
-        <w:rPr>
-          <w:rFonts w:ascii="Times New Roman" w:hAnsi="Times New Roman"/>
-          <w:sz w:val="28"/>
-          <w:szCs w:val="28"/>
-        </w:rPr>
-        <w:t>hình</w:t>
-      </w:r>
-      <w:proofErr w:type="spellEnd"/>
-      <w:r>
-        <w:rPr>
-          <w:rFonts w:ascii="Times New Roman" w:hAnsi="Times New Roman"/>
-          <w:sz w:val="28"/>
-          <w:szCs w:val="28"/>
-        </w:rPr>
-        <w:t xml:space="preserve"> </w:t>
-      </w:r>
-      <w:proofErr w:type="spellStart"/>
-      <w:r>
-        <w:rPr>
-          <w:rFonts w:ascii="Times New Roman" w:hAnsi="Times New Roman"/>
-          <w:sz w:val="28"/>
-          <w:szCs w:val="28"/>
-        </w:rPr>
-        <w:t>dự</w:t>
-      </w:r>
-      <w:proofErr w:type="spellEnd"/>
-      <w:r>
-        <w:rPr>
-          <w:rFonts w:ascii="Times New Roman" w:hAnsi="Times New Roman"/>
-          <w:sz w:val="28"/>
-          <w:szCs w:val="28"/>
-        </w:rPr>
-        <w:t xml:space="preserve"> </w:t>
-      </w:r>
-      <w:proofErr w:type="spellStart"/>
-      <w:r>
-        <w:rPr>
-          <w:rFonts w:ascii="Times New Roman" w:hAnsi="Times New Roman"/>
-          <w:sz w:val="28"/>
-          <w:szCs w:val="28"/>
-        </w:rPr>
-        <w:t>báo</w:t>
-      </w:r>
-      <w:proofErr w:type="spellEnd"/>
-      <w:r>
-        <w:rPr>
-          <w:rFonts w:ascii="Times New Roman" w:hAnsi="Times New Roman"/>
-          <w:sz w:val="28"/>
-          <w:szCs w:val="28"/>
-        </w:rPr>
-        <w:t xml:space="preserve"> </w:t>
-      </w:r>
-      <w:proofErr w:type="spellStart"/>
-      <w:r>
-        <w:rPr>
-          <w:rFonts w:ascii="Times New Roman" w:hAnsi="Times New Roman"/>
-          <w:sz w:val="28"/>
-          <w:szCs w:val="28"/>
-        </w:rPr>
-        <w:t>nhu</w:t>
-      </w:r>
-      <w:proofErr w:type="spellEnd"/>
-      <w:r>
-        <w:rPr>
-          <w:rFonts w:ascii="Times New Roman" w:hAnsi="Times New Roman"/>
-          <w:sz w:val="28"/>
-          <w:szCs w:val="28"/>
-        </w:rPr>
-        <w:t xml:space="preserve"> </w:t>
-      </w:r>
-      <w:proofErr w:type="spellStart"/>
-      <w:r>
-        <w:rPr>
-          <w:rFonts w:ascii="Times New Roman" w:hAnsi="Times New Roman"/>
-          <w:sz w:val="28"/>
-          <w:szCs w:val="28"/>
-        </w:rPr>
-        <w:t>cầu</w:t>
-      </w:r>
-      <w:proofErr w:type="spellEnd"/>
-      <w:r>
-        <w:rPr>
-          <w:rFonts w:ascii="Times New Roman" w:hAnsi="Times New Roman"/>
-          <w:sz w:val="28"/>
-          <w:szCs w:val="28"/>
-        </w:rPr>
-        <w:t xml:space="preserve"> </w:t>
-      </w:r>
-      <w:proofErr w:type="spellStart"/>
-      <w:r>
-        <w:rPr>
-          <w:rFonts w:ascii="Times New Roman" w:hAnsi="Times New Roman"/>
-          <w:sz w:val="28"/>
-          <w:szCs w:val="28"/>
-        </w:rPr>
-        <w:t>hành</w:t>
-      </w:r>
-      <w:proofErr w:type="spellEnd"/>
-      <w:r>
-        <w:rPr>
-          <w:rFonts w:ascii="Times New Roman" w:hAnsi="Times New Roman"/>
-          <w:sz w:val="28"/>
-          <w:szCs w:val="28"/>
-        </w:rPr>
-        <w:t xml:space="preserve"> </w:t>
-      </w:r>
-      <w:proofErr w:type="spellStart"/>
-      <w:r>
-        <w:rPr>
-          <w:rFonts w:ascii="Times New Roman" w:hAnsi="Times New Roman"/>
-          <w:sz w:val="28"/>
-          <w:szCs w:val="28"/>
-        </w:rPr>
-        <w:t>khách</w:t>
-      </w:r>
-      <w:proofErr w:type="spellEnd"/>
-      <w:r>
-        <w:rPr>
-          <w:rFonts w:ascii="Times New Roman" w:hAnsi="Times New Roman"/>
-          <w:sz w:val="28"/>
-          <w:szCs w:val="28"/>
-        </w:rPr>
-        <w:t xml:space="preserve"> </w:t>
-      </w:r>
-      <w:proofErr w:type="spellStart"/>
-      <w:r>
-        <w:rPr>
-          <w:rFonts w:ascii="Times New Roman" w:hAnsi="Times New Roman"/>
-          <w:sz w:val="28"/>
-          <w:szCs w:val="28"/>
-        </w:rPr>
-        <w:t>theo</w:t>
-      </w:r>
-      <w:proofErr w:type="spellEnd"/>
-      <w:r>
-        <w:rPr>
-          <w:rFonts w:ascii="Times New Roman" w:hAnsi="Times New Roman"/>
-          <w:sz w:val="28"/>
-          <w:szCs w:val="28"/>
-        </w:rPr>
-        <w:t xml:space="preserve"> </w:t>
-      </w:r>
-      <w:proofErr w:type="spellStart"/>
-      <w:r>
-        <w:rPr>
-          <w:rFonts w:ascii="Times New Roman" w:hAnsi="Times New Roman"/>
-          <w:sz w:val="28"/>
-          <w:szCs w:val="28"/>
-        </w:rPr>
-        <w:t>tuyến</w:t>
-      </w:r>
-      <w:proofErr w:type="spellEnd"/>
-      <w:r>
-        <w:rPr>
-          <w:rFonts w:ascii="Times New Roman" w:hAnsi="Times New Roman"/>
-          <w:sz w:val="28"/>
-          <w:szCs w:val="28"/>
-        </w:rPr>
-        <w:t xml:space="preserve">, </w:t>
-      </w:r>
-      <w:proofErr w:type="spellStart"/>
-      <w:r>
-        <w:rPr>
-          <w:rFonts w:ascii="Times New Roman" w:hAnsi="Times New Roman"/>
-          <w:sz w:val="28"/>
-          <w:szCs w:val="28"/>
-        </w:rPr>
-        <w:t>giờ</w:t>
-      </w:r>
-      <w:proofErr w:type="spellEnd"/>
-      <w:r>
-        <w:rPr>
-          <w:rFonts w:ascii="Times New Roman" w:hAnsi="Times New Roman"/>
-          <w:sz w:val="28"/>
-          <w:szCs w:val="28"/>
-        </w:rPr>
-        <w:t xml:space="preserve"> </w:t>
-      </w:r>
-      <w:proofErr w:type="spellStart"/>
-      <w:r>
-        <w:rPr>
-          <w:rFonts w:ascii="Times New Roman" w:hAnsi="Times New Roman"/>
-          <w:sz w:val="28"/>
-          <w:szCs w:val="28"/>
-        </w:rPr>
-        <w:t>và</w:t>
-      </w:r>
-      <w:proofErr w:type="spellEnd"/>
-      <w:r>
-        <w:rPr>
-          <w:rFonts w:ascii="Times New Roman" w:hAnsi="Times New Roman"/>
-          <w:sz w:val="28"/>
-          <w:szCs w:val="28"/>
-        </w:rPr>
-        <w:t xml:space="preserve"> </w:t>
-      </w:r>
-      <w:proofErr w:type="spellStart"/>
-      <w:r>
-        <w:rPr>
-          <w:rFonts w:ascii="Times New Roman" w:hAnsi="Times New Roman"/>
-          <w:sz w:val="28"/>
-          <w:szCs w:val="28"/>
-        </w:rPr>
-        <w:t>điều</w:t>
-      </w:r>
-      <w:proofErr w:type="spellEnd"/>
-      <w:r>
-        <w:rPr>
-          <w:rFonts w:ascii="Times New Roman" w:hAnsi="Times New Roman"/>
-          <w:sz w:val="28"/>
-          <w:szCs w:val="28"/>
-        </w:rPr>
-        <w:t xml:space="preserve"> </w:t>
-      </w:r>
-      <w:proofErr w:type="spellStart"/>
-      <w:r>
-        <w:rPr>
-          <w:rFonts w:ascii="Times New Roman" w:hAnsi="Times New Roman"/>
-          <w:sz w:val="28"/>
-          <w:szCs w:val="28"/>
-        </w:rPr>
-        <w:t>kiện</w:t>
-      </w:r>
-      <w:proofErr w:type="spellEnd"/>
-      <w:r>
-        <w:rPr>
-          <w:rFonts w:ascii="Times New Roman" w:hAnsi="Times New Roman"/>
-          <w:sz w:val="28"/>
-          <w:szCs w:val="28"/>
-        </w:rPr>
-        <w:t xml:space="preserve"> </w:t>
-      </w:r>
-      <w:proofErr w:type="spellStart"/>
-      <w:r>
-        <w:rPr>
-          <w:rFonts w:ascii="Times New Roman" w:hAnsi="Times New Roman"/>
-          <w:sz w:val="28"/>
-          <w:szCs w:val="28"/>
-        </w:rPr>
-        <w:t>vận</w:t>
-      </w:r>
-      <w:proofErr w:type="spellEnd"/>
-      <w:r>
-        <w:rPr>
-          <w:rFonts w:ascii="Times New Roman" w:hAnsi="Times New Roman"/>
-          <w:sz w:val="28"/>
-          <w:szCs w:val="28"/>
-        </w:rPr>
-        <w:t xml:space="preserve"> </w:t>
-      </w:r>
-      <w:proofErr w:type="spellStart"/>
-      <w:r>
-        <w:rPr>
-          <w:rFonts w:ascii="Times New Roman" w:hAnsi="Times New Roman"/>
-          <w:sz w:val="28"/>
-          <w:szCs w:val="28"/>
-        </w:rPr>
-        <w:t>hành</w:t>
-      </w:r>
-      <w:proofErr w:type="spellEnd"/>
-      <w:r>
-        <w:rPr>
-          <w:rFonts w:ascii="Times New Roman" w:hAnsi="Times New Roman"/>
-          <w:sz w:val="28"/>
-          <w:szCs w:val="28"/>
-        </w:rPr>
-        <w:t>.</w:t>
+      <w:r>
+        <w:t>Thiết kế mô hình dự báo nhu cầu hành khách theo tuyến, giờ và điều kiện vận hành, kết hợp học sâu và mô hình cây (blend) trên nền baseline lịch sử.</w:t>
       </w:r>
     </w:p>
     <w:p>
@@ -2970,257 +2649,8 @@
           <w:szCs w:val="28"/>
         </w:rPr>
       </w:pPr>
-      <w:proofErr w:type="spellStart"/>
-      <w:r>
-        <w:rPr>
-          <w:rFonts w:ascii="Times New Roman" w:hAnsi="Times New Roman"/>
-          <w:sz w:val="28"/>
-          <w:szCs w:val="28"/>
-        </w:rPr>
-        <w:t>Huấn</w:t>
-      </w:r>
-      <w:proofErr w:type="spellEnd"/>
-      <w:r>
-        <w:rPr>
-          <w:rFonts w:ascii="Times New Roman" w:hAnsi="Times New Roman"/>
-          <w:sz w:val="28"/>
-          <w:szCs w:val="28"/>
-        </w:rPr>
-        <w:t xml:space="preserve"> </w:t>
-      </w:r>
-      <w:proofErr w:type="spellStart"/>
-      <w:r>
-        <w:rPr>
-          <w:rFonts w:ascii="Times New Roman" w:hAnsi="Times New Roman"/>
-          <w:sz w:val="28"/>
-          <w:szCs w:val="28"/>
-        </w:rPr>
-        <w:t>luyện</w:t>
-      </w:r>
-      <w:proofErr w:type="spellEnd"/>
-      <w:r>
-        <w:rPr>
-          <w:rFonts w:ascii="Times New Roman" w:hAnsi="Times New Roman"/>
-          <w:sz w:val="28"/>
-          <w:szCs w:val="28"/>
-        </w:rPr>
-        <w:t xml:space="preserve"> </w:t>
-      </w:r>
-      <w:proofErr w:type="spellStart"/>
-      <w:r>
-        <w:rPr>
-          <w:rFonts w:ascii="Times New Roman" w:hAnsi="Times New Roman"/>
-          <w:sz w:val="28"/>
-          <w:szCs w:val="28"/>
-        </w:rPr>
-        <w:t>và</w:t>
-      </w:r>
-      <w:proofErr w:type="spellEnd"/>
-      <w:r>
-        <w:rPr>
-          <w:rFonts w:ascii="Times New Roman" w:hAnsi="Times New Roman"/>
-          <w:sz w:val="28"/>
-          <w:szCs w:val="28"/>
-        </w:rPr>
-        <w:t xml:space="preserve"> </w:t>
-      </w:r>
-      <w:proofErr w:type="spellStart"/>
-      <w:r>
-        <w:rPr>
-          <w:rFonts w:ascii="Times New Roman" w:hAnsi="Times New Roman"/>
-          <w:sz w:val="28"/>
-          <w:szCs w:val="28"/>
-        </w:rPr>
-        <w:t>đánh</w:t>
-      </w:r>
-      <w:proofErr w:type="spellEnd"/>
-      <w:r>
-        <w:rPr>
-          <w:rFonts w:ascii="Times New Roman" w:hAnsi="Times New Roman"/>
-          <w:sz w:val="28"/>
-          <w:szCs w:val="28"/>
-        </w:rPr>
-        <w:t xml:space="preserve"> </w:t>
-      </w:r>
-      <w:proofErr w:type="spellStart"/>
-      <w:r>
-        <w:rPr>
-          <w:rFonts w:ascii="Times New Roman" w:hAnsi="Times New Roman"/>
-          <w:sz w:val="28"/>
-          <w:szCs w:val="28"/>
-        </w:rPr>
-        <w:t>giá</w:t>
-      </w:r>
-      <w:proofErr w:type="spellEnd"/>
-      <w:r>
-        <w:rPr>
-          <w:rFonts w:ascii="Times New Roman" w:hAnsi="Times New Roman"/>
-          <w:sz w:val="28"/>
-          <w:szCs w:val="28"/>
-        </w:rPr>
-        <w:t xml:space="preserve"> </w:t>
-      </w:r>
-      <w:proofErr w:type="spellStart"/>
-      <w:r>
-        <w:rPr>
-          <w:rFonts w:ascii="Times New Roman" w:hAnsi="Times New Roman"/>
-          <w:sz w:val="28"/>
-          <w:szCs w:val="28"/>
-        </w:rPr>
-        <w:t>mô</w:t>
-      </w:r>
-      <w:proofErr w:type="spellEnd"/>
-      <w:r>
-        <w:rPr>
-          <w:rFonts w:ascii="Times New Roman" w:hAnsi="Times New Roman"/>
-          <w:sz w:val="28"/>
-          <w:szCs w:val="28"/>
-        </w:rPr>
-        <w:t xml:space="preserve"> </w:t>
-      </w:r>
-      <w:proofErr w:type="spellStart"/>
-      <w:r>
-        <w:rPr>
-          <w:rFonts w:ascii="Times New Roman" w:hAnsi="Times New Roman"/>
-          <w:sz w:val="28"/>
-          <w:szCs w:val="28"/>
-        </w:rPr>
-        <w:t>hình</w:t>
-      </w:r>
-      <w:proofErr w:type="spellEnd"/>
-      <w:r>
-        <w:rPr>
-          <w:rFonts w:ascii="Times New Roman" w:hAnsi="Times New Roman"/>
-          <w:sz w:val="28"/>
-          <w:szCs w:val="28"/>
-        </w:rPr>
-        <w:t xml:space="preserve"> </w:t>
-      </w:r>
-      <w:proofErr w:type="spellStart"/>
-      <w:r>
-        <w:rPr>
-          <w:rFonts w:ascii="Times New Roman" w:hAnsi="Times New Roman"/>
-          <w:sz w:val="28"/>
-          <w:szCs w:val="28"/>
-        </w:rPr>
-        <w:t>dự</w:t>
-      </w:r>
-      <w:proofErr w:type="spellEnd"/>
-      <w:r>
-        <w:rPr>
-          <w:rFonts w:ascii="Times New Roman" w:hAnsi="Times New Roman"/>
-          <w:sz w:val="28"/>
-          <w:szCs w:val="28"/>
-        </w:rPr>
-        <w:t xml:space="preserve"> </w:t>
-      </w:r>
-      <w:proofErr w:type="spellStart"/>
-      <w:r>
-        <w:rPr>
-          <w:rFonts w:ascii="Times New Roman" w:hAnsi="Times New Roman"/>
-          <w:sz w:val="28"/>
-          <w:szCs w:val="28"/>
-        </w:rPr>
-        <w:t>báo</w:t>
-      </w:r>
-      <w:proofErr w:type="spellEnd"/>
-      <w:r>
-        <w:rPr>
-          <w:rFonts w:ascii="Times New Roman" w:hAnsi="Times New Roman"/>
-          <w:sz w:val="28"/>
-          <w:szCs w:val="28"/>
-        </w:rPr>
-        <w:t xml:space="preserve"> </w:t>
-      </w:r>
-      <w:proofErr w:type="spellStart"/>
-      <w:r>
-        <w:rPr>
-          <w:rFonts w:ascii="Times New Roman" w:hAnsi="Times New Roman"/>
-          <w:sz w:val="28"/>
-          <w:szCs w:val="28"/>
-        </w:rPr>
-        <w:t>bằng</w:t>
-      </w:r>
-      <w:proofErr w:type="spellEnd"/>
-      <w:r>
-        <w:rPr>
-          <w:rFonts w:ascii="Times New Roman" w:hAnsi="Times New Roman"/>
-          <w:sz w:val="28"/>
-          <w:szCs w:val="28"/>
-        </w:rPr>
-        <w:t xml:space="preserve"> MAE, R², MAPE; so </w:t>
-      </w:r>
-      <w:proofErr w:type="spellStart"/>
-      <w:r>
-        <w:rPr>
-          <w:rFonts w:ascii="Times New Roman" w:hAnsi="Times New Roman"/>
-          <w:sz w:val="28"/>
-          <w:szCs w:val="28"/>
-        </w:rPr>
-        <w:t>sánh</w:t>
-      </w:r>
-      <w:proofErr w:type="spellEnd"/>
-      <w:r>
-        <w:rPr>
-          <w:rFonts w:ascii="Times New Roman" w:hAnsi="Times New Roman"/>
-          <w:sz w:val="28"/>
-          <w:szCs w:val="28"/>
-        </w:rPr>
-        <w:t xml:space="preserve"> </w:t>
-      </w:r>
-      <w:proofErr w:type="spellStart"/>
-      <w:r>
-        <w:rPr>
-          <w:rFonts w:ascii="Times New Roman" w:hAnsi="Times New Roman"/>
-          <w:sz w:val="28"/>
-          <w:szCs w:val="28"/>
-        </w:rPr>
-        <w:t>với</w:t>
-      </w:r>
-      <w:proofErr w:type="spellEnd"/>
-      <w:r>
-        <w:rPr>
-          <w:rFonts w:ascii="Times New Roman" w:hAnsi="Times New Roman"/>
-          <w:sz w:val="28"/>
-          <w:szCs w:val="28"/>
-        </w:rPr>
-        <w:t xml:space="preserve"> baseline </w:t>
-      </w:r>
-      <w:proofErr w:type="spellStart"/>
-      <w:r>
-        <w:rPr>
-          <w:rFonts w:ascii="Times New Roman" w:hAnsi="Times New Roman"/>
-          <w:sz w:val="28"/>
-          <w:szCs w:val="28"/>
-        </w:rPr>
-        <w:t>thống</w:t>
-      </w:r>
-      <w:proofErr w:type="spellEnd"/>
-      <w:r>
-        <w:rPr>
-          <w:rFonts w:ascii="Times New Roman" w:hAnsi="Times New Roman"/>
-          <w:sz w:val="28"/>
-          <w:szCs w:val="28"/>
-        </w:rPr>
-        <w:t xml:space="preserve"> </w:t>
-      </w:r>
-      <w:proofErr w:type="spellStart"/>
-      <w:r>
-        <w:rPr>
-          <w:rFonts w:ascii="Times New Roman" w:hAnsi="Times New Roman"/>
-          <w:sz w:val="28"/>
-          <w:szCs w:val="28"/>
-        </w:rPr>
-        <w:t>kê</w:t>
-      </w:r>
-      <w:proofErr w:type="spellEnd"/>
-      <w:r>
-        <w:rPr>
-          <w:rFonts w:ascii="Times New Roman" w:hAnsi="Times New Roman"/>
-          <w:sz w:val="28"/>
-          <w:szCs w:val="28"/>
-        </w:rPr>
-        <w:t>.</w:t>
+      <w:r>
+        <w:t>Huấn luyện và đánh giá mô hình dự báo bằng MAE, RMSE, R², MAPE; so sánh với baseline thống kê trên hold-out và cross-validation theo mùa.</w:t>
       </w:r>
     </w:p>
     <w:p>
@@ -3596,311 +3026,8 @@
           <w:szCs w:val="28"/>
         </w:rPr>
       </w:pPr>
-      <w:proofErr w:type="spellStart"/>
-      <w:r>
-        <w:rPr>
-          <w:rFonts w:ascii="Times New Roman" w:hAnsi="Times New Roman"/>
-          <w:sz w:val="28"/>
-          <w:szCs w:val="28"/>
-        </w:rPr>
-        <w:t>Triển</w:t>
-      </w:r>
-      <w:proofErr w:type="spellEnd"/>
-      <w:r>
-        <w:rPr>
-          <w:rFonts w:ascii="Times New Roman" w:hAnsi="Times New Roman"/>
-          <w:sz w:val="28"/>
-          <w:szCs w:val="28"/>
-        </w:rPr>
-        <w:t xml:space="preserve"> </w:t>
-      </w:r>
-      <w:proofErr w:type="spellStart"/>
-      <w:r>
-        <w:rPr>
-          <w:rFonts w:ascii="Times New Roman" w:hAnsi="Times New Roman"/>
-          <w:sz w:val="28"/>
-          <w:szCs w:val="28"/>
-        </w:rPr>
-        <w:t>khai</w:t>
-      </w:r>
-      <w:proofErr w:type="spellEnd"/>
-      <w:r>
-        <w:rPr>
-          <w:rFonts w:ascii="Times New Roman" w:hAnsi="Times New Roman"/>
-          <w:sz w:val="28"/>
-          <w:szCs w:val="28"/>
-        </w:rPr>
-        <w:t xml:space="preserve"> </w:t>
-      </w:r>
-      <w:proofErr w:type="spellStart"/>
-      <w:r>
-        <w:rPr>
-          <w:rFonts w:ascii="Times New Roman" w:hAnsi="Times New Roman"/>
-          <w:sz w:val="28"/>
-          <w:szCs w:val="28"/>
-        </w:rPr>
-        <w:t>thuật</w:t>
-      </w:r>
-      <w:proofErr w:type="spellEnd"/>
-      <w:r>
-        <w:rPr>
-          <w:rFonts w:ascii="Times New Roman" w:hAnsi="Times New Roman"/>
-          <w:sz w:val="28"/>
-          <w:szCs w:val="28"/>
-        </w:rPr>
-        <w:t xml:space="preserve"> </w:t>
-      </w:r>
-      <w:proofErr w:type="spellStart"/>
-      <w:r>
-        <w:rPr>
-          <w:rFonts w:ascii="Times New Roman" w:hAnsi="Times New Roman"/>
-          <w:sz w:val="28"/>
-          <w:szCs w:val="28"/>
-        </w:rPr>
-        <w:t>toán</w:t>
-      </w:r>
-      <w:proofErr w:type="spellEnd"/>
-      <w:r>
-        <w:rPr>
-          <w:rFonts w:ascii="Times New Roman" w:hAnsi="Times New Roman"/>
-          <w:sz w:val="28"/>
-          <w:szCs w:val="28"/>
-        </w:rPr>
-        <w:t xml:space="preserve"> </w:t>
-      </w:r>
-      <w:proofErr w:type="spellStart"/>
-      <w:r>
-        <w:rPr>
-          <w:rFonts w:ascii="Times New Roman" w:hAnsi="Times New Roman"/>
-          <w:sz w:val="28"/>
-          <w:szCs w:val="28"/>
-        </w:rPr>
-        <w:t>tối</w:t>
-      </w:r>
-      <w:proofErr w:type="spellEnd"/>
-      <w:r>
-        <w:rPr>
-          <w:rFonts w:ascii="Times New Roman" w:hAnsi="Times New Roman"/>
-          <w:sz w:val="28"/>
-          <w:szCs w:val="28"/>
-        </w:rPr>
-        <w:t xml:space="preserve"> </w:t>
-      </w:r>
-      <w:proofErr w:type="spellStart"/>
-      <w:r>
-        <w:rPr>
-          <w:rFonts w:ascii="Times New Roman" w:hAnsi="Times New Roman"/>
-          <w:sz w:val="28"/>
-          <w:szCs w:val="28"/>
-        </w:rPr>
-        <w:t>ưu</w:t>
-      </w:r>
-      <w:proofErr w:type="spellEnd"/>
-      <w:r>
-        <w:rPr>
-          <w:rFonts w:ascii="Times New Roman" w:hAnsi="Times New Roman"/>
-          <w:sz w:val="28"/>
-          <w:szCs w:val="28"/>
-        </w:rPr>
-        <w:t xml:space="preserve"> (analytical </w:t>
-      </w:r>
-      <w:proofErr w:type="spellStart"/>
-      <w:r>
-        <w:rPr>
-          <w:rFonts w:ascii="Times New Roman" w:hAnsi="Times New Roman"/>
-          <w:sz w:val="28"/>
-          <w:szCs w:val="28"/>
-        </w:rPr>
-        <w:t>và</w:t>
-      </w:r>
-      <w:proofErr w:type="spellEnd"/>
-      <w:r>
-        <w:rPr>
-          <w:rFonts w:ascii="Times New Roman" w:hAnsi="Times New Roman"/>
-          <w:sz w:val="28"/>
-          <w:szCs w:val="28"/>
-        </w:rPr>
-        <w:t>/</w:t>
-      </w:r>
-      <w:proofErr w:type="spellStart"/>
-      <w:r>
-        <w:rPr>
-          <w:rFonts w:ascii="Times New Roman" w:hAnsi="Times New Roman"/>
-          <w:sz w:val="28"/>
-          <w:szCs w:val="28"/>
-        </w:rPr>
-        <w:t>hoặc</w:t>
-      </w:r>
-      <w:proofErr w:type="spellEnd"/>
-      <w:r>
-        <w:rPr>
-          <w:rFonts w:ascii="Times New Roman" w:hAnsi="Times New Roman"/>
-          <w:sz w:val="28"/>
-          <w:szCs w:val="28"/>
-        </w:rPr>
-        <w:t xml:space="preserve"> metaheuristic) </w:t>
-      </w:r>
-      <w:proofErr w:type="spellStart"/>
-      <w:r>
-        <w:rPr>
-          <w:rFonts w:ascii="Times New Roman" w:hAnsi="Times New Roman"/>
-          <w:sz w:val="28"/>
-          <w:szCs w:val="28"/>
-        </w:rPr>
-        <w:t>trên</w:t>
-      </w:r>
-      <w:proofErr w:type="spellEnd"/>
-      <w:r>
-        <w:rPr>
-          <w:rFonts w:ascii="Times New Roman" w:hAnsi="Times New Roman"/>
-          <w:sz w:val="28"/>
-          <w:szCs w:val="28"/>
-        </w:rPr>
-        <w:t xml:space="preserve"> </w:t>
-      </w:r>
-      <w:proofErr w:type="spellStart"/>
-      <w:r>
-        <w:rPr>
-          <w:rFonts w:ascii="Times New Roman" w:hAnsi="Times New Roman"/>
-          <w:sz w:val="28"/>
-          <w:szCs w:val="28"/>
-        </w:rPr>
-        <w:t>không</w:t>
-      </w:r>
-      <w:proofErr w:type="spellEnd"/>
-      <w:r>
-        <w:rPr>
-          <w:rFonts w:ascii="Times New Roman" w:hAnsi="Times New Roman"/>
-          <w:sz w:val="28"/>
-          <w:szCs w:val="28"/>
-        </w:rPr>
-        <w:t xml:space="preserve"> </w:t>
-      </w:r>
-      <w:proofErr w:type="spellStart"/>
-      <w:r>
-        <w:rPr>
-          <w:rFonts w:ascii="Times New Roman" w:hAnsi="Times New Roman"/>
-          <w:sz w:val="28"/>
-          <w:szCs w:val="28"/>
-        </w:rPr>
-        <w:t>gian</w:t>
-      </w:r>
-      <w:proofErr w:type="spellEnd"/>
-      <w:r>
-        <w:rPr>
-          <w:rFonts w:ascii="Times New Roman" w:hAnsi="Times New Roman"/>
-          <w:sz w:val="28"/>
-          <w:szCs w:val="28"/>
-        </w:rPr>
-        <w:t xml:space="preserve"> </w:t>
-      </w:r>
-      <w:proofErr w:type="spellStart"/>
-      <w:r>
-        <w:rPr>
-          <w:rFonts w:ascii="Times New Roman" w:hAnsi="Times New Roman"/>
-          <w:sz w:val="28"/>
-          <w:szCs w:val="28"/>
-        </w:rPr>
-        <w:t>lịch</w:t>
-      </w:r>
-      <w:proofErr w:type="spellEnd"/>
-      <w:r>
-        <w:rPr>
-          <w:rFonts w:ascii="Times New Roman" w:hAnsi="Times New Roman"/>
-          <w:sz w:val="28"/>
-          <w:szCs w:val="28"/>
-        </w:rPr>
-        <w:t xml:space="preserve"> </w:t>
-      </w:r>
-      <w:proofErr w:type="spellStart"/>
-      <w:r>
-        <w:rPr>
-          <w:rFonts w:ascii="Times New Roman" w:hAnsi="Times New Roman"/>
-          <w:sz w:val="28"/>
-          <w:szCs w:val="28"/>
-        </w:rPr>
-        <w:t>trình</w:t>
-      </w:r>
-      <w:proofErr w:type="spellEnd"/>
-      <w:r>
-        <w:rPr>
-          <w:rFonts w:ascii="Times New Roman" w:hAnsi="Times New Roman"/>
-          <w:sz w:val="28"/>
-          <w:szCs w:val="28"/>
-        </w:rPr>
-        <w:t xml:space="preserve"> </w:t>
-      </w:r>
-      <w:proofErr w:type="spellStart"/>
-      <w:r>
-        <w:rPr>
-          <w:rFonts w:ascii="Times New Roman" w:hAnsi="Times New Roman"/>
-          <w:sz w:val="28"/>
-          <w:szCs w:val="28"/>
-        </w:rPr>
-        <w:t>theo</w:t>
-      </w:r>
-      <w:proofErr w:type="spellEnd"/>
-      <w:r>
-        <w:rPr>
-          <w:rFonts w:ascii="Times New Roman" w:hAnsi="Times New Roman"/>
-          <w:sz w:val="28"/>
-          <w:szCs w:val="28"/>
-        </w:rPr>
-        <w:t xml:space="preserve"> slot </w:t>
-      </w:r>
-      <w:proofErr w:type="spellStart"/>
-      <w:r>
-        <w:rPr>
-          <w:rFonts w:ascii="Times New Roman" w:hAnsi="Times New Roman"/>
-          <w:sz w:val="28"/>
-          <w:szCs w:val="28"/>
-        </w:rPr>
-        <w:t>tuyến</w:t>
-      </w:r>
-      <w:proofErr w:type="spellEnd"/>
-      <w:r>
-        <w:rPr>
-          <w:rFonts w:ascii="Times New Roman" w:hAnsi="Times New Roman"/>
-          <w:sz w:val="28"/>
-          <w:szCs w:val="28"/>
-        </w:rPr>
-        <w:t xml:space="preserve"> × </w:t>
-      </w:r>
-      <w:proofErr w:type="spellStart"/>
-      <w:r>
-        <w:rPr>
-          <w:rFonts w:ascii="Times New Roman" w:hAnsi="Times New Roman"/>
-          <w:sz w:val="28"/>
-          <w:szCs w:val="28"/>
-        </w:rPr>
-        <w:t>hướng</w:t>
-      </w:r>
-      <w:proofErr w:type="spellEnd"/>
-      <w:r>
-        <w:rPr>
-          <w:rFonts w:ascii="Times New Roman" w:hAnsi="Times New Roman"/>
-          <w:sz w:val="28"/>
-          <w:szCs w:val="28"/>
-        </w:rPr>
-        <w:t xml:space="preserve"> × </w:t>
-      </w:r>
-      <w:proofErr w:type="spellStart"/>
-      <w:r>
-        <w:rPr>
-          <w:rFonts w:ascii="Times New Roman" w:hAnsi="Times New Roman"/>
-          <w:sz w:val="28"/>
-          <w:szCs w:val="28"/>
-        </w:rPr>
-        <w:t>giờ</w:t>
-      </w:r>
-      <w:proofErr w:type="spellEnd"/>
-      <w:r>
-        <w:rPr>
-          <w:rFonts w:ascii="Times New Roman" w:hAnsi="Times New Roman"/>
-          <w:sz w:val="28"/>
-          <w:szCs w:val="28"/>
-        </w:rPr>
-        <w:t>.</w:t>
+      <w:r>
+        <w:t>Triển khai thuật toán tối ưu analytical per-slot trên không gian lịch trình theo slot tuyến × giờ; phân tích Pareto frontier và độ nhạy λ.</w:t>
       </w:r>
     </w:p>
     <w:p>
@@ -3918,365 +3045,8 @@
           <w:szCs w:val="28"/>
         </w:rPr>
       </w:pPr>
-      <w:proofErr w:type="spellStart"/>
-      <w:r>
-        <w:rPr>
-          <w:rFonts w:ascii="Times New Roman" w:hAnsi="Times New Roman"/>
-          <w:sz w:val="28"/>
-          <w:szCs w:val="28"/>
-        </w:rPr>
-        <w:t>Thực</w:t>
-      </w:r>
-      <w:proofErr w:type="spellEnd"/>
-      <w:r>
-        <w:rPr>
-          <w:rFonts w:ascii="Times New Roman" w:hAnsi="Times New Roman"/>
-          <w:sz w:val="28"/>
-          <w:szCs w:val="28"/>
-        </w:rPr>
-        <w:t xml:space="preserve"> </w:t>
-      </w:r>
-      <w:proofErr w:type="spellStart"/>
-      <w:r>
-        <w:rPr>
-          <w:rFonts w:ascii="Times New Roman" w:hAnsi="Times New Roman"/>
-          <w:sz w:val="28"/>
-          <w:szCs w:val="28"/>
-        </w:rPr>
-        <w:t>nghiệm</w:t>
-      </w:r>
-      <w:proofErr w:type="spellEnd"/>
-      <w:r>
-        <w:rPr>
-          <w:rFonts w:ascii="Times New Roman" w:hAnsi="Times New Roman"/>
-          <w:sz w:val="28"/>
-          <w:szCs w:val="28"/>
-        </w:rPr>
-        <w:t xml:space="preserve"> </w:t>
-      </w:r>
-      <w:proofErr w:type="spellStart"/>
-      <w:r>
-        <w:rPr>
-          <w:rFonts w:ascii="Times New Roman" w:hAnsi="Times New Roman"/>
-          <w:sz w:val="28"/>
-          <w:szCs w:val="28"/>
-        </w:rPr>
-        <w:t>trên</w:t>
-      </w:r>
-      <w:proofErr w:type="spellEnd"/>
-      <w:r>
-        <w:rPr>
-          <w:rFonts w:ascii="Times New Roman" w:hAnsi="Times New Roman"/>
-          <w:sz w:val="28"/>
-          <w:szCs w:val="28"/>
-        </w:rPr>
-        <w:t xml:space="preserve"> </w:t>
-      </w:r>
-      <w:proofErr w:type="spellStart"/>
-      <w:r>
-        <w:rPr>
-          <w:rFonts w:ascii="Times New Roman" w:hAnsi="Times New Roman"/>
-          <w:sz w:val="28"/>
-          <w:szCs w:val="28"/>
-        </w:rPr>
-        <w:t>ít</w:t>
-      </w:r>
-      <w:proofErr w:type="spellEnd"/>
-      <w:r>
-        <w:rPr>
-          <w:rFonts w:ascii="Times New Roman" w:hAnsi="Times New Roman"/>
-          <w:sz w:val="28"/>
-          <w:szCs w:val="28"/>
-        </w:rPr>
-        <w:t xml:space="preserve"> </w:t>
-      </w:r>
-      <w:proofErr w:type="spellStart"/>
-      <w:r>
-        <w:rPr>
-          <w:rFonts w:ascii="Times New Roman" w:hAnsi="Times New Roman"/>
-          <w:sz w:val="28"/>
-          <w:szCs w:val="28"/>
-        </w:rPr>
-        <w:t>nhất</w:t>
-      </w:r>
-      <w:proofErr w:type="spellEnd"/>
-      <w:r>
-        <w:rPr>
-          <w:rFonts w:ascii="Times New Roman" w:hAnsi="Times New Roman"/>
-          <w:sz w:val="28"/>
-          <w:szCs w:val="28"/>
-        </w:rPr>
-        <w:t xml:space="preserve"> </w:t>
-      </w:r>
-      <w:proofErr w:type="spellStart"/>
-      <w:r>
-        <w:rPr>
-          <w:rFonts w:ascii="Times New Roman" w:hAnsi="Times New Roman"/>
-          <w:sz w:val="28"/>
-          <w:szCs w:val="28"/>
-        </w:rPr>
-        <w:t>ba</w:t>
-      </w:r>
-      <w:proofErr w:type="spellEnd"/>
-      <w:r>
-        <w:rPr>
-          <w:rFonts w:ascii="Times New Roman" w:hAnsi="Times New Roman"/>
-          <w:sz w:val="28"/>
-          <w:szCs w:val="28"/>
-        </w:rPr>
-        <w:t xml:space="preserve"> </w:t>
-      </w:r>
-      <w:proofErr w:type="spellStart"/>
-      <w:r>
-        <w:rPr>
-          <w:rFonts w:ascii="Times New Roman" w:hAnsi="Times New Roman"/>
-          <w:sz w:val="28"/>
-          <w:szCs w:val="28"/>
-        </w:rPr>
-        <w:t>kịch</w:t>
-      </w:r>
-      <w:proofErr w:type="spellEnd"/>
-      <w:r>
-        <w:rPr>
-          <w:rFonts w:ascii="Times New Roman" w:hAnsi="Times New Roman"/>
-          <w:sz w:val="28"/>
-          <w:szCs w:val="28"/>
-        </w:rPr>
-        <w:t xml:space="preserve"> </w:t>
-      </w:r>
-      <w:proofErr w:type="spellStart"/>
-      <w:r>
-        <w:rPr>
-          <w:rFonts w:ascii="Times New Roman" w:hAnsi="Times New Roman"/>
-          <w:sz w:val="28"/>
-          <w:szCs w:val="28"/>
-        </w:rPr>
-        <w:t>bản</w:t>
-      </w:r>
-      <w:proofErr w:type="spellEnd"/>
-      <w:r>
-        <w:rPr>
-          <w:rFonts w:ascii="Times New Roman" w:hAnsi="Times New Roman"/>
-          <w:sz w:val="28"/>
-          <w:szCs w:val="28"/>
-        </w:rPr>
-        <w:t xml:space="preserve">: </w:t>
-      </w:r>
-      <w:proofErr w:type="spellStart"/>
-      <w:r>
-        <w:rPr>
-          <w:rFonts w:ascii="Times New Roman" w:hAnsi="Times New Roman"/>
-          <w:sz w:val="28"/>
-          <w:szCs w:val="28"/>
-        </w:rPr>
-        <w:t>ngày</w:t>
-      </w:r>
-      <w:proofErr w:type="spellEnd"/>
-      <w:r>
-        <w:rPr>
-          <w:rFonts w:ascii="Times New Roman" w:hAnsi="Times New Roman"/>
-          <w:sz w:val="28"/>
-          <w:szCs w:val="28"/>
-        </w:rPr>
-        <w:t xml:space="preserve"> </w:t>
-      </w:r>
-      <w:proofErr w:type="spellStart"/>
-      <w:r>
-        <w:rPr>
-          <w:rFonts w:ascii="Times New Roman" w:hAnsi="Times New Roman"/>
-          <w:sz w:val="28"/>
-          <w:szCs w:val="28"/>
-        </w:rPr>
-        <w:t>thường</w:t>
-      </w:r>
-      <w:proofErr w:type="spellEnd"/>
-      <w:r>
-        <w:rPr>
-          <w:rFonts w:ascii="Times New Roman" w:hAnsi="Times New Roman"/>
-          <w:sz w:val="28"/>
-          <w:szCs w:val="28"/>
-        </w:rPr>
-        <w:t xml:space="preserve">, </w:t>
-      </w:r>
-      <w:proofErr w:type="spellStart"/>
-      <w:r>
-        <w:rPr>
-          <w:rFonts w:ascii="Times New Roman" w:hAnsi="Times New Roman"/>
-          <w:sz w:val="28"/>
-          <w:szCs w:val="28"/>
-        </w:rPr>
-        <w:t>cuối</w:t>
-      </w:r>
-      <w:proofErr w:type="spellEnd"/>
-      <w:r>
-        <w:rPr>
-          <w:rFonts w:ascii="Times New Roman" w:hAnsi="Times New Roman"/>
-          <w:sz w:val="28"/>
-          <w:szCs w:val="28"/>
-        </w:rPr>
-        <w:t xml:space="preserve"> </w:t>
-      </w:r>
-      <w:proofErr w:type="spellStart"/>
-      <w:r>
-        <w:rPr>
-          <w:rFonts w:ascii="Times New Roman" w:hAnsi="Times New Roman"/>
-          <w:sz w:val="28"/>
-          <w:szCs w:val="28"/>
-        </w:rPr>
-        <w:t>tuần</w:t>
-      </w:r>
-      <w:proofErr w:type="spellEnd"/>
-      <w:r>
-        <w:rPr>
-          <w:rFonts w:ascii="Times New Roman" w:hAnsi="Times New Roman"/>
-          <w:sz w:val="28"/>
-          <w:szCs w:val="28"/>
-        </w:rPr>
-        <w:t xml:space="preserve">, </w:t>
-      </w:r>
-      <w:proofErr w:type="spellStart"/>
-      <w:r>
-        <w:rPr>
-          <w:rFonts w:ascii="Times New Roman" w:hAnsi="Times New Roman"/>
-          <w:sz w:val="28"/>
-          <w:szCs w:val="28"/>
-        </w:rPr>
-        <w:t>ngày</w:t>
-      </w:r>
-      <w:proofErr w:type="spellEnd"/>
-      <w:r>
-        <w:rPr>
-          <w:rFonts w:ascii="Times New Roman" w:hAnsi="Times New Roman"/>
-          <w:sz w:val="28"/>
-          <w:szCs w:val="28"/>
-        </w:rPr>
-        <w:t xml:space="preserve"> </w:t>
-      </w:r>
-      <w:proofErr w:type="spellStart"/>
-      <w:r>
-        <w:rPr>
-          <w:rFonts w:ascii="Times New Roman" w:hAnsi="Times New Roman"/>
-          <w:sz w:val="28"/>
-          <w:szCs w:val="28"/>
-        </w:rPr>
-        <w:t>mưa</w:t>
-      </w:r>
-      <w:proofErr w:type="spellEnd"/>
-      <w:r>
-        <w:rPr>
-          <w:rFonts w:ascii="Times New Roman" w:hAnsi="Times New Roman"/>
-          <w:sz w:val="28"/>
-          <w:szCs w:val="28"/>
-        </w:rPr>
-        <w:t xml:space="preserve">; </w:t>
-      </w:r>
-      <w:proofErr w:type="spellStart"/>
-      <w:r>
-        <w:rPr>
-          <w:rFonts w:ascii="Times New Roman" w:hAnsi="Times New Roman"/>
-          <w:sz w:val="28"/>
-          <w:szCs w:val="28"/>
-        </w:rPr>
-        <w:t>phân</w:t>
-      </w:r>
-      <w:proofErr w:type="spellEnd"/>
-      <w:r>
-        <w:rPr>
-          <w:rFonts w:ascii="Times New Roman" w:hAnsi="Times New Roman"/>
-          <w:sz w:val="28"/>
-          <w:szCs w:val="28"/>
-        </w:rPr>
-        <w:t xml:space="preserve"> </w:t>
-      </w:r>
-      <w:proofErr w:type="spellStart"/>
-      <w:r>
-        <w:rPr>
-          <w:rFonts w:ascii="Times New Roman" w:hAnsi="Times New Roman"/>
-          <w:sz w:val="28"/>
-          <w:szCs w:val="28"/>
-        </w:rPr>
-        <w:t>tích</w:t>
-      </w:r>
-      <w:proofErr w:type="spellEnd"/>
-      <w:r>
-        <w:rPr>
-          <w:rFonts w:ascii="Times New Roman" w:hAnsi="Times New Roman"/>
-          <w:sz w:val="28"/>
-          <w:szCs w:val="28"/>
-        </w:rPr>
-        <w:t xml:space="preserve"> </w:t>
-      </w:r>
-      <w:proofErr w:type="spellStart"/>
-      <w:r>
-        <w:rPr>
-          <w:rFonts w:ascii="Times New Roman" w:hAnsi="Times New Roman"/>
-          <w:sz w:val="28"/>
-          <w:szCs w:val="28"/>
-        </w:rPr>
-        <w:t>độ</w:t>
-      </w:r>
-      <w:proofErr w:type="spellEnd"/>
-      <w:r>
-        <w:rPr>
-          <w:rFonts w:ascii="Times New Roman" w:hAnsi="Times New Roman"/>
-          <w:sz w:val="28"/>
-          <w:szCs w:val="28"/>
-        </w:rPr>
-        <w:t xml:space="preserve"> </w:t>
-      </w:r>
-      <w:proofErr w:type="spellStart"/>
-      <w:r>
-        <w:rPr>
-          <w:rFonts w:ascii="Times New Roman" w:hAnsi="Times New Roman"/>
-          <w:sz w:val="28"/>
-          <w:szCs w:val="28"/>
-        </w:rPr>
-        <w:t>nhạy</w:t>
-      </w:r>
-      <w:proofErr w:type="spellEnd"/>
-      <w:r>
-        <w:rPr>
-          <w:rFonts w:ascii="Times New Roman" w:hAnsi="Times New Roman"/>
-          <w:sz w:val="28"/>
-          <w:szCs w:val="28"/>
-        </w:rPr>
-        <w:t xml:space="preserve"> </w:t>
-      </w:r>
-      <w:proofErr w:type="spellStart"/>
-      <w:r>
-        <w:rPr>
-          <w:rFonts w:ascii="Times New Roman" w:hAnsi="Times New Roman"/>
-          <w:sz w:val="28"/>
-          <w:szCs w:val="28"/>
-        </w:rPr>
-        <w:t>tham</w:t>
-      </w:r>
-      <w:proofErr w:type="spellEnd"/>
-      <w:r>
-        <w:rPr>
-          <w:rFonts w:ascii="Times New Roman" w:hAnsi="Times New Roman"/>
-          <w:sz w:val="28"/>
-          <w:szCs w:val="28"/>
-        </w:rPr>
-        <w:t xml:space="preserve"> </w:t>
-      </w:r>
-      <w:proofErr w:type="spellStart"/>
-      <w:r>
-        <w:rPr>
-          <w:rFonts w:ascii="Times New Roman" w:hAnsi="Times New Roman"/>
-          <w:sz w:val="28"/>
-          <w:szCs w:val="28"/>
-        </w:rPr>
-        <w:t>số</w:t>
-      </w:r>
-      <w:proofErr w:type="spellEnd"/>
-      <w:r>
-        <w:rPr>
-          <w:rFonts w:ascii="Times New Roman" w:hAnsi="Times New Roman"/>
-          <w:sz w:val="28"/>
-          <w:szCs w:val="28"/>
-        </w:rPr>
-        <w:t xml:space="preserve"> λ.</w:t>
+      <w:r>
+        <w:t>Thực nghiệm trên ba kịch bản: weekday_peak, weekend, rainy_day; phân tích demand spillover qua mạng chuyển tiếp ga–tuyến và uncertainty-aware scheduling.</w:t>
       </w:r>
     </w:p>
     <w:p>
@@ -4294,239 +3064,8 @@
           <w:szCs w:val="28"/>
         </w:rPr>
       </w:pPr>
-      <w:proofErr w:type="spellStart"/>
-      <w:r>
-        <w:rPr>
-          <w:rFonts w:ascii="Times New Roman" w:hAnsi="Times New Roman"/>
-          <w:sz w:val="28"/>
-          <w:szCs w:val="28"/>
-        </w:rPr>
-        <w:t>Xây</w:t>
-      </w:r>
-      <w:proofErr w:type="spellEnd"/>
-      <w:r>
-        <w:rPr>
-          <w:rFonts w:ascii="Times New Roman" w:hAnsi="Times New Roman"/>
-          <w:sz w:val="28"/>
-          <w:szCs w:val="28"/>
-        </w:rPr>
-        <w:t xml:space="preserve"> </w:t>
-      </w:r>
-      <w:proofErr w:type="spellStart"/>
-      <w:r>
-        <w:rPr>
-          <w:rFonts w:ascii="Times New Roman" w:hAnsi="Times New Roman"/>
-          <w:sz w:val="28"/>
-          <w:szCs w:val="28"/>
-        </w:rPr>
-        <w:t>dựng</w:t>
-      </w:r>
-      <w:proofErr w:type="spellEnd"/>
-      <w:r>
-        <w:rPr>
-          <w:rFonts w:ascii="Times New Roman" w:hAnsi="Times New Roman"/>
-          <w:sz w:val="28"/>
-          <w:szCs w:val="28"/>
-        </w:rPr>
-        <w:t xml:space="preserve"> notebook </w:t>
-      </w:r>
-      <w:proofErr w:type="spellStart"/>
-      <w:r>
-        <w:rPr>
-          <w:rFonts w:ascii="Times New Roman" w:hAnsi="Times New Roman"/>
-          <w:sz w:val="28"/>
-          <w:szCs w:val="28"/>
-        </w:rPr>
-        <w:t>và</w:t>
-      </w:r>
-      <w:proofErr w:type="spellEnd"/>
-      <w:r>
-        <w:rPr>
-          <w:rFonts w:ascii="Times New Roman" w:hAnsi="Times New Roman"/>
-          <w:sz w:val="28"/>
-          <w:szCs w:val="28"/>
-        </w:rPr>
-        <w:t xml:space="preserve"> </w:t>
-      </w:r>
-      <w:proofErr w:type="spellStart"/>
-      <w:r>
-        <w:rPr>
-          <w:rFonts w:ascii="Times New Roman" w:hAnsi="Times New Roman"/>
-          <w:sz w:val="28"/>
-          <w:szCs w:val="28"/>
-        </w:rPr>
-        <w:t>tài</w:t>
-      </w:r>
-      <w:proofErr w:type="spellEnd"/>
-      <w:r>
-        <w:rPr>
-          <w:rFonts w:ascii="Times New Roman" w:hAnsi="Times New Roman"/>
-          <w:sz w:val="28"/>
-          <w:szCs w:val="28"/>
-        </w:rPr>
-        <w:t xml:space="preserve"> </w:t>
-      </w:r>
-      <w:proofErr w:type="spellStart"/>
-      <w:r>
-        <w:rPr>
-          <w:rFonts w:ascii="Times New Roman" w:hAnsi="Times New Roman"/>
-          <w:sz w:val="28"/>
-          <w:szCs w:val="28"/>
-        </w:rPr>
-        <w:t>liệu</w:t>
-      </w:r>
-      <w:proofErr w:type="spellEnd"/>
-      <w:r>
-        <w:rPr>
-          <w:rFonts w:ascii="Times New Roman" w:hAnsi="Times New Roman"/>
-          <w:sz w:val="28"/>
-          <w:szCs w:val="28"/>
-        </w:rPr>
-        <w:t xml:space="preserve"> </w:t>
-      </w:r>
-      <w:proofErr w:type="spellStart"/>
-      <w:r>
-        <w:rPr>
-          <w:rFonts w:ascii="Times New Roman" w:hAnsi="Times New Roman"/>
-          <w:sz w:val="28"/>
-          <w:szCs w:val="28"/>
-        </w:rPr>
-        <w:t>mô</w:t>
-      </w:r>
-      <w:proofErr w:type="spellEnd"/>
-      <w:r>
-        <w:rPr>
-          <w:rFonts w:ascii="Times New Roman" w:hAnsi="Times New Roman"/>
-          <w:sz w:val="28"/>
-          <w:szCs w:val="28"/>
-        </w:rPr>
-        <w:t xml:space="preserve"> </w:t>
-      </w:r>
-      <w:proofErr w:type="spellStart"/>
-      <w:r>
-        <w:rPr>
-          <w:rFonts w:ascii="Times New Roman" w:hAnsi="Times New Roman"/>
-          <w:sz w:val="28"/>
-          <w:szCs w:val="28"/>
-        </w:rPr>
-        <w:t>tả</w:t>
-      </w:r>
-      <w:proofErr w:type="spellEnd"/>
-      <w:r>
-        <w:rPr>
-          <w:rFonts w:ascii="Times New Roman" w:hAnsi="Times New Roman"/>
-          <w:sz w:val="28"/>
-          <w:szCs w:val="28"/>
-        </w:rPr>
-        <w:t xml:space="preserve"> </w:t>
-      </w:r>
-      <w:proofErr w:type="spellStart"/>
-      <w:r>
-        <w:rPr>
-          <w:rFonts w:ascii="Times New Roman" w:hAnsi="Times New Roman"/>
-          <w:sz w:val="28"/>
-          <w:szCs w:val="28"/>
-        </w:rPr>
-        <w:t>quy</w:t>
-      </w:r>
-      <w:proofErr w:type="spellEnd"/>
-      <w:r>
-        <w:rPr>
-          <w:rFonts w:ascii="Times New Roman" w:hAnsi="Times New Roman"/>
-          <w:sz w:val="28"/>
-          <w:szCs w:val="28"/>
-        </w:rPr>
-        <w:t xml:space="preserve"> </w:t>
-      </w:r>
-      <w:proofErr w:type="spellStart"/>
-      <w:r>
-        <w:rPr>
-          <w:rFonts w:ascii="Times New Roman" w:hAnsi="Times New Roman"/>
-          <w:sz w:val="28"/>
-          <w:szCs w:val="28"/>
-        </w:rPr>
-        <w:t>trình</w:t>
-      </w:r>
-      <w:proofErr w:type="spellEnd"/>
-      <w:r>
-        <w:rPr>
-          <w:rFonts w:ascii="Times New Roman" w:hAnsi="Times New Roman"/>
-          <w:sz w:val="28"/>
-          <w:szCs w:val="28"/>
-        </w:rPr>
-        <w:t xml:space="preserve">, </w:t>
-      </w:r>
-      <w:proofErr w:type="spellStart"/>
-      <w:r>
-        <w:rPr>
-          <w:rFonts w:ascii="Times New Roman" w:hAnsi="Times New Roman"/>
-          <w:sz w:val="28"/>
-          <w:szCs w:val="28"/>
-        </w:rPr>
-        <w:t>có</w:t>
-      </w:r>
-      <w:proofErr w:type="spellEnd"/>
-      <w:r>
-        <w:rPr>
-          <w:rFonts w:ascii="Times New Roman" w:hAnsi="Times New Roman"/>
-          <w:sz w:val="28"/>
-          <w:szCs w:val="28"/>
-        </w:rPr>
-        <w:t xml:space="preserve"> </w:t>
-      </w:r>
-      <w:proofErr w:type="spellStart"/>
-      <w:r>
-        <w:rPr>
-          <w:rFonts w:ascii="Times New Roman" w:hAnsi="Times New Roman"/>
-          <w:sz w:val="28"/>
-          <w:szCs w:val="28"/>
-        </w:rPr>
-        <w:t>thể</w:t>
-      </w:r>
-      <w:proofErr w:type="spellEnd"/>
-      <w:r>
-        <w:rPr>
-          <w:rFonts w:ascii="Times New Roman" w:hAnsi="Times New Roman"/>
-          <w:sz w:val="28"/>
-          <w:szCs w:val="28"/>
-        </w:rPr>
-        <w:t xml:space="preserve"> </w:t>
-      </w:r>
-      <w:proofErr w:type="spellStart"/>
-      <w:r>
-        <w:rPr>
-          <w:rFonts w:ascii="Times New Roman" w:hAnsi="Times New Roman"/>
-          <w:sz w:val="28"/>
-          <w:szCs w:val="28"/>
-        </w:rPr>
-        <w:t>tái</w:t>
-      </w:r>
-      <w:proofErr w:type="spellEnd"/>
-      <w:r>
-        <w:rPr>
-          <w:rFonts w:ascii="Times New Roman" w:hAnsi="Times New Roman"/>
-          <w:sz w:val="28"/>
-          <w:szCs w:val="28"/>
-        </w:rPr>
-        <w:t xml:space="preserve"> </w:t>
-      </w:r>
-      <w:proofErr w:type="spellStart"/>
-      <w:r>
-        <w:rPr>
-          <w:rFonts w:ascii="Times New Roman" w:hAnsi="Times New Roman"/>
-          <w:sz w:val="28"/>
-          <w:szCs w:val="28"/>
-        </w:rPr>
-        <w:t>lập</w:t>
-      </w:r>
-      <w:proofErr w:type="spellEnd"/>
-      <w:r>
-        <w:rPr>
-          <w:rFonts w:ascii="Times New Roman" w:hAnsi="Times New Roman"/>
-          <w:sz w:val="28"/>
-          <w:szCs w:val="28"/>
-        </w:rPr>
-        <w:t xml:space="preserve"> (reproducible).</w:t>
+      <w:r>
+        <w:t>Xây dựng notebook Kaggle reproducible (mta_schedule_optimization_kaggle.ipynb) và xuất artifact phục vụ demo.</w:t>
       </w:r>
     </w:p>
     <w:p>
@@ -5606,221 +4145,8 @@
           <w:szCs w:val="28"/>
         </w:rPr>
       </w:pPr>
-      <w:proofErr w:type="spellStart"/>
-      <w:r>
-        <w:rPr>
-          <w:rFonts w:ascii="Times New Roman" w:hAnsi="Times New Roman"/>
-          <w:sz w:val="28"/>
-          <w:szCs w:val="28"/>
-        </w:rPr>
-        <w:t>Xây</w:t>
-      </w:r>
-      <w:proofErr w:type="spellEnd"/>
-      <w:r>
-        <w:rPr>
-          <w:rFonts w:ascii="Times New Roman" w:hAnsi="Times New Roman"/>
-          <w:sz w:val="28"/>
-          <w:szCs w:val="28"/>
-        </w:rPr>
-        <w:t xml:space="preserve"> </w:t>
-      </w:r>
-      <w:proofErr w:type="spellStart"/>
-      <w:r>
-        <w:rPr>
-          <w:rFonts w:ascii="Times New Roman" w:hAnsi="Times New Roman"/>
-          <w:sz w:val="28"/>
-          <w:szCs w:val="28"/>
-        </w:rPr>
-        <w:t>dựng</w:t>
-      </w:r>
-      <w:proofErr w:type="spellEnd"/>
-      <w:r>
-        <w:rPr>
-          <w:rFonts w:ascii="Times New Roman" w:hAnsi="Times New Roman"/>
-          <w:sz w:val="28"/>
-          <w:szCs w:val="28"/>
-        </w:rPr>
-        <w:t xml:space="preserve"> </w:t>
-      </w:r>
-      <w:proofErr w:type="spellStart"/>
-      <w:r>
-        <w:rPr>
-          <w:rFonts w:ascii="Times New Roman" w:hAnsi="Times New Roman"/>
-          <w:sz w:val="28"/>
-          <w:szCs w:val="28"/>
-        </w:rPr>
-        <w:t>mô</w:t>
-      </w:r>
-      <w:proofErr w:type="spellEnd"/>
-      <w:r>
-        <w:rPr>
-          <w:rFonts w:ascii="Times New Roman" w:hAnsi="Times New Roman"/>
-          <w:sz w:val="28"/>
-          <w:szCs w:val="28"/>
-        </w:rPr>
-        <w:t xml:space="preserve"> </w:t>
-      </w:r>
-      <w:proofErr w:type="spellStart"/>
-      <w:r>
-        <w:rPr>
-          <w:rFonts w:ascii="Times New Roman" w:hAnsi="Times New Roman"/>
-          <w:sz w:val="28"/>
-          <w:szCs w:val="28"/>
-        </w:rPr>
-        <w:t>hình</w:t>
-      </w:r>
-      <w:proofErr w:type="spellEnd"/>
-      <w:r>
-        <w:rPr>
-          <w:rFonts w:ascii="Times New Roman" w:hAnsi="Times New Roman"/>
-          <w:sz w:val="28"/>
-          <w:szCs w:val="28"/>
-        </w:rPr>
-        <w:t xml:space="preserve"> Neural Network (TensorFlow/</w:t>
-      </w:r>
-      <w:proofErr w:type="spellStart"/>
-      <w:r>
-        <w:rPr>
-          <w:rFonts w:ascii="Times New Roman" w:hAnsi="Times New Roman"/>
-          <w:sz w:val="28"/>
-          <w:szCs w:val="28"/>
-        </w:rPr>
-        <w:t>Keras</w:t>
-      </w:r>
-      <w:proofErr w:type="spellEnd"/>
-      <w:r>
-        <w:rPr>
-          <w:rFonts w:ascii="Times New Roman" w:hAnsi="Times New Roman"/>
-          <w:sz w:val="28"/>
-          <w:szCs w:val="28"/>
-        </w:rPr>
-        <w:t xml:space="preserve">): embedding </w:t>
-      </w:r>
-      <w:proofErr w:type="spellStart"/>
-      <w:r>
-        <w:rPr>
-          <w:rFonts w:ascii="Times New Roman" w:hAnsi="Times New Roman"/>
-          <w:sz w:val="28"/>
-          <w:szCs w:val="28"/>
-        </w:rPr>
-        <w:t>tuyến</w:t>
-      </w:r>
-      <w:proofErr w:type="spellEnd"/>
-      <w:r>
-        <w:rPr>
-          <w:rFonts w:ascii="Times New Roman" w:hAnsi="Times New Roman"/>
-          <w:sz w:val="28"/>
-          <w:szCs w:val="28"/>
-        </w:rPr>
-        <w:t xml:space="preserve">, feature </w:t>
-      </w:r>
-      <w:proofErr w:type="spellStart"/>
-      <w:r>
-        <w:rPr>
-          <w:rFonts w:ascii="Times New Roman" w:hAnsi="Times New Roman"/>
-          <w:sz w:val="28"/>
-          <w:szCs w:val="28"/>
-        </w:rPr>
-        <w:t>thời</w:t>
-      </w:r>
-      <w:proofErr w:type="spellEnd"/>
-      <w:r>
-        <w:rPr>
-          <w:rFonts w:ascii="Times New Roman" w:hAnsi="Times New Roman"/>
-          <w:sz w:val="28"/>
-          <w:szCs w:val="28"/>
-        </w:rPr>
-        <w:t xml:space="preserve"> </w:t>
-      </w:r>
-      <w:proofErr w:type="spellStart"/>
-      <w:r>
-        <w:rPr>
-          <w:rFonts w:ascii="Times New Roman" w:hAnsi="Times New Roman"/>
-          <w:sz w:val="28"/>
-          <w:szCs w:val="28"/>
-        </w:rPr>
-        <w:t>tiết</w:t>
-      </w:r>
-      <w:proofErr w:type="spellEnd"/>
-      <w:r>
-        <w:rPr>
-          <w:rFonts w:ascii="Times New Roman" w:hAnsi="Times New Roman"/>
-          <w:sz w:val="28"/>
-          <w:szCs w:val="28"/>
-        </w:rPr>
-        <w:t>/</w:t>
-      </w:r>
-      <w:proofErr w:type="spellStart"/>
-      <w:r>
-        <w:rPr>
-          <w:rFonts w:ascii="Times New Roman" w:hAnsi="Times New Roman"/>
-          <w:sz w:val="28"/>
-          <w:szCs w:val="28"/>
-        </w:rPr>
-        <w:t>lịch</w:t>
-      </w:r>
-      <w:proofErr w:type="spellEnd"/>
-      <w:r>
-        <w:rPr>
-          <w:rFonts w:ascii="Times New Roman" w:hAnsi="Times New Roman"/>
-          <w:sz w:val="28"/>
-          <w:szCs w:val="28"/>
-        </w:rPr>
-        <w:t xml:space="preserve">, residual </w:t>
-      </w:r>
-      <w:proofErr w:type="spellStart"/>
-      <w:r>
-        <w:rPr>
-          <w:rFonts w:ascii="Times New Roman" w:hAnsi="Times New Roman"/>
-          <w:sz w:val="28"/>
-          <w:szCs w:val="28"/>
-        </w:rPr>
-        <w:t>trên</w:t>
-      </w:r>
-      <w:proofErr w:type="spellEnd"/>
-      <w:r>
-        <w:rPr>
-          <w:rFonts w:ascii="Times New Roman" w:hAnsi="Times New Roman"/>
-          <w:sz w:val="28"/>
-          <w:szCs w:val="28"/>
-        </w:rPr>
-        <w:t xml:space="preserve"> baseline </w:t>
-      </w:r>
-      <w:proofErr w:type="spellStart"/>
-      <w:r>
-        <w:rPr>
-          <w:rFonts w:ascii="Times New Roman" w:hAnsi="Times New Roman"/>
-          <w:sz w:val="28"/>
-          <w:szCs w:val="28"/>
-        </w:rPr>
-        <w:t>lịch</w:t>
-      </w:r>
-      <w:proofErr w:type="spellEnd"/>
-      <w:r>
-        <w:rPr>
-          <w:rFonts w:ascii="Times New Roman" w:hAnsi="Times New Roman"/>
-          <w:sz w:val="28"/>
-          <w:szCs w:val="28"/>
-        </w:rPr>
-        <w:t xml:space="preserve"> </w:t>
-      </w:r>
-      <w:proofErr w:type="spellStart"/>
-      <w:r>
-        <w:rPr>
-          <w:rFonts w:ascii="Times New Roman" w:hAnsi="Times New Roman"/>
-          <w:sz w:val="28"/>
-          <w:szCs w:val="28"/>
-        </w:rPr>
-        <w:t>sử</w:t>
-      </w:r>
-      <w:proofErr w:type="spellEnd"/>
-      <w:r>
-        <w:rPr>
-          <w:rFonts w:ascii="Times New Roman" w:hAnsi="Times New Roman"/>
-          <w:sz w:val="28"/>
-          <w:szCs w:val="28"/>
-        </w:rPr>
-        <w:t>.</w:t>
+      <w:r>
+        <w:t>Xây dựng mô hình blend Neural Network (TensorFlow/Keras) + HistGradientBoosting: embedding tuyến, feature thời tiết/lịch, residual trên log_baseline; tune trọng số blend trên validation.</w:t>
       </w:r>
     </w:p>
     <w:p>
@@ -5838,293 +4164,8 @@
           <w:szCs w:val="28"/>
         </w:rPr>
       </w:pPr>
-      <w:proofErr w:type="spellStart"/>
-      <w:r>
-        <w:rPr>
-          <w:rFonts w:ascii="Times New Roman" w:hAnsi="Times New Roman"/>
-          <w:sz w:val="28"/>
-          <w:szCs w:val="28"/>
-        </w:rPr>
-        <w:t>Dựng</w:t>
-      </w:r>
-      <w:proofErr w:type="spellEnd"/>
-      <w:r>
-        <w:rPr>
-          <w:rFonts w:ascii="Times New Roman" w:hAnsi="Times New Roman"/>
-          <w:sz w:val="28"/>
-          <w:szCs w:val="28"/>
-        </w:rPr>
-        <w:t xml:space="preserve"> </w:t>
-      </w:r>
-      <w:proofErr w:type="spellStart"/>
-      <w:r>
-        <w:rPr>
-          <w:rFonts w:ascii="Times New Roman" w:hAnsi="Times New Roman"/>
-          <w:sz w:val="28"/>
-          <w:szCs w:val="28"/>
-        </w:rPr>
-        <w:t>lịch</w:t>
-      </w:r>
-      <w:proofErr w:type="spellEnd"/>
-      <w:r>
-        <w:rPr>
-          <w:rFonts w:ascii="Times New Roman" w:hAnsi="Times New Roman"/>
-          <w:sz w:val="28"/>
-          <w:szCs w:val="28"/>
-        </w:rPr>
-        <w:t xml:space="preserve"> baseline </w:t>
-      </w:r>
-      <w:proofErr w:type="spellStart"/>
-      <w:r>
-        <w:rPr>
-          <w:rFonts w:ascii="Times New Roman" w:hAnsi="Times New Roman"/>
-          <w:sz w:val="28"/>
-          <w:szCs w:val="28"/>
-        </w:rPr>
-        <w:t>từ</w:t>
-      </w:r>
-      <w:proofErr w:type="spellEnd"/>
-      <w:r>
-        <w:rPr>
-          <w:rFonts w:ascii="Times New Roman" w:hAnsi="Times New Roman"/>
-          <w:sz w:val="28"/>
-          <w:szCs w:val="28"/>
-        </w:rPr>
-        <w:t xml:space="preserve"> GTFS; </w:t>
-      </w:r>
-      <w:proofErr w:type="spellStart"/>
-      <w:r>
-        <w:rPr>
-          <w:rFonts w:ascii="Times New Roman" w:hAnsi="Times New Roman"/>
-          <w:sz w:val="28"/>
-          <w:szCs w:val="28"/>
-        </w:rPr>
-        <w:t>định</w:t>
-      </w:r>
-      <w:proofErr w:type="spellEnd"/>
-      <w:r>
-        <w:rPr>
-          <w:rFonts w:ascii="Times New Roman" w:hAnsi="Times New Roman"/>
-          <w:sz w:val="28"/>
-          <w:szCs w:val="28"/>
-        </w:rPr>
-        <w:t xml:space="preserve"> </w:t>
-      </w:r>
-      <w:proofErr w:type="spellStart"/>
-      <w:r>
-        <w:rPr>
-          <w:rFonts w:ascii="Times New Roman" w:hAnsi="Times New Roman"/>
-          <w:sz w:val="28"/>
-          <w:szCs w:val="28"/>
-        </w:rPr>
-        <w:t>nghĩa</w:t>
-      </w:r>
-      <w:proofErr w:type="spellEnd"/>
-      <w:r>
-        <w:rPr>
-          <w:rFonts w:ascii="Times New Roman" w:hAnsi="Times New Roman"/>
-          <w:sz w:val="28"/>
-          <w:szCs w:val="28"/>
-        </w:rPr>
-        <w:t xml:space="preserve"> </w:t>
-      </w:r>
-      <w:proofErr w:type="spellStart"/>
-      <w:r>
-        <w:rPr>
-          <w:rFonts w:ascii="Times New Roman" w:hAnsi="Times New Roman"/>
-          <w:sz w:val="28"/>
-          <w:szCs w:val="28"/>
-        </w:rPr>
-        <w:t>biến</w:t>
-      </w:r>
-      <w:proofErr w:type="spellEnd"/>
-      <w:r>
-        <w:rPr>
-          <w:rFonts w:ascii="Times New Roman" w:hAnsi="Times New Roman"/>
-          <w:sz w:val="28"/>
-          <w:szCs w:val="28"/>
-        </w:rPr>
-        <w:t xml:space="preserve"> </w:t>
-      </w:r>
-      <w:proofErr w:type="spellStart"/>
-      <w:r>
-        <w:rPr>
-          <w:rFonts w:ascii="Times New Roman" w:hAnsi="Times New Roman"/>
-          <w:sz w:val="28"/>
-          <w:szCs w:val="28"/>
-        </w:rPr>
-        <w:t>quyết</w:t>
-      </w:r>
-      <w:proofErr w:type="spellEnd"/>
-      <w:r>
-        <w:rPr>
-          <w:rFonts w:ascii="Times New Roman" w:hAnsi="Times New Roman"/>
-          <w:sz w:val="28"/>
-          <w:szCs w:val="28"/>
-        </w:rPr>
-        <w:t xml:space="preserve"> </w:t>
-      </w:r>
-      <w:proofErr w:type="spellStart"/>
-      <w:r>
-        <w:rPr>
-          <w:rFonts w:ascii="Times New Roman" w:hAnsi="Times New Roman"/>
-          <w:sz w:val="28"/>
-          <w:szCs w:val="28"/>
-        </w:rPr>
-        <w:t>định</w:t>
-      </w:r>
-      <w:proofErr w:type="spellEnd"/>
-      <w:r>
-        <w:rPr>
-          <w:rFonts w:ascii="Times New Roman" w:hAnsi="Times New Roman"/>
-          <w:sz w:val="28"/>
-          <w:szCs w:val="28"/>
-        </w:rPr>
-        <w:t xml:space="preserve">, </w:t>
-      </w:r>
-      <w:proofErr w:type="spellStart"/>
-      <w:r>
-        <w:rPr>
-          <w:rFonts w:ascii="Times New Roman" w:hAnsi="Times New Roman"/>
-          <w:sz w:val="28"/>
-          <w:szCs w:val="28"/>
-        </w:rPr>
-        <w:t>ràng</w:t>
-      </w:r>
-      <w:proofErr w:type="spellEnd"/>
-      <w:r>
-        <w:rPr>
-          <w:rFonts w:ascii="Times New Roman" w:hAnsi="Times New Roman"/>
-          <w:sz w:val="28"/>
-          <w:szCs w:val="28"/>
-        </w:rPr>
-        <w:t xml:space="preserve"> </w:t>
-      </w:r>
-      <w:proofErr w:type="spellStart"/>
-      <w:r>
-        <w:rPr>
-          <w:rFonts w:ascii="Times New Roman" w:hAnsi="Times New Roman"/>
-          <w:sz w:val="28"/>
-          <w:szCs w:val="28"/>
-        </w:rPr>
-        <w:t>buộc</w:t>
-      </w:r>
-      <w:proofErr w:type="spellEnd"/>
-      <w:r>
-        <w:rPr>
-          <w:rFonts w:ascii="Times New Roman" w:hAnsi="Times New Roman"/>
-          <w:sz w:val="28"/>
-          <w:szCs w:val="28"/>
-        </w:rPr>
-        <w:t xml:space="preserve"> </w:t>
-      </w:r>
-      <w:proofErr w:type="spellStart"/>
-      <w:r>
-        <w:rPr>
-          <w:rFonts w:ascii="Times New Roman" w:hAnsi="Times New Roman"/>
-          <w:sz w:val="28"/>
-          <w:szCs w:val="28"/>
-        </w:rPr>
-        <w:t>số</w:t>
-      </w:r>
-      <w:proofErr w:type="spellEnd"/>
-      <w:r>
-        <w:rPr>
-          <w:rFonts w:ascii="Times New Roman" w:hAnsi="Times New Roman"/>
-          <w:sz w:val="28"/>
-          <w:szCs w:val="28"/>
-        </w:rPr>
-        <w:t xml:space="preserve"> </w:t>
-      </w:r>
-      <w:proofErr w:type="spellStart"/>
-      <w:r>
-        <w:rPr>
-          <w:rFonts w:ascii="Times New Roman" w:hAnsi="Times New Roman"/>
-          <w:sz w:val="28"/>
-          <w:szCs w:val="28"/>
-        </w:rPr>
-        <w:t>chuyến</w:t>
-      </w:r>
-      <w:proofErr w:type="spellEnd"/>
-      <w:r>
-        <w:rPr>
-          <w:rFonts w:ascii="Times New Roman" w:hAnsi="Times New Roman"/>
-          <w:sz w:val="28"/>
-          <w:szCs w:val="28"/>
-        </w:rPr>
-        <w:t xml:space="preserve"> </w:t>
-      </w:r>
-      <w:proofErr w:type="spellStart"/>
-      <w:r>
-        <w:rPr>
-          <w:rFonts w:ascii="Times New Roman" w:hAnsi="Times New Roman"/>
-          <w:sz w:val="28"/>
-          <w:szCs w:val="28"/>
-        </w:rPr>
-        <w:t>và</w:t>
-      </w:r>
-      <w:proofErr w:type="spellEnd"/>
-      <w:r>
-        <w:rPr>
-          <w:rFonts w:ascii="Times New Roman" w:hAnsi="Times New Roman"/>
-          <w:sz w:val="28"/>
-          <w:szCs w:val="28"/>
-        </w:rPr>
-        <w:t xml:space="preserve"> </w:t>
-      </w:r>
-      <w:proofErr w:type="spellStart"/>
-      <w:r>
-        <w:rPr>
-          <w:rFonts w:ascii="Times New Roman" w:hAnsi="Times New Roman"/>
-          <w:sz w:val="28"/>
-          <w:szCs w:val="28"/>
-        </w:rPr>
-        <w:t>hàm</w:t>
-      </w:r>
-      <w:proofErr w:type="spellEnd"/>
-      <w:r>
-        <w:rPr>
-          <w:rFonts w:ascii="Times New Roman" w:hAnsi="Times New Roman"/>
-          <w:sz w:val="28"/>
-          <w:szCs w:val="28"/>
-        </w:rPr>
-        <w:t xml:space="preserve"> </w:t>
-      </w:r>
-      <w:proofErr w:type="spellStart"/>
-      <w:r>
-        <w:rPr>
-          <w:rFonts w:ascii="Times New Roman" w:hAnsi="Times New Roman"/>
-          <w:sz w:val="28"/>
-          <w:szCs w:val="28"/>
-        </w:rPr>
-        <w:t>mục</w:t>
-      </w:r>
-      <w:proofErr w:type="spellEnd"/>
-      <w:r>
-        <w:rPr>
-          <w:rFonts w:ascii="Times New Roman" w:hAnsi="Times New Roman"/>
-          <w:sz w:val="28"/>
-          <w:szCs w:val="28"/>
-        </w:rPr>
-        <w:t xml:space="preserve"> </w:t>
-      </w:r>
-      <w:proofErr w:type="spellStart"/>
-      <w:r>
-        <w:rPr>
-          <w:rFonts w:ascii="Times New Roman" w:hAnsi="Times New Roman"/>
-          <w:sz w:val="28"/>
-          <w:szCs w:val="28"/>
-        </w:rPr>
-        <w:t>tiêu</w:t>
-      </w:r>
-      <w:proofErr w:type="spellEnd"/>
-      <w:r>
-        <w:rPr>
-          <w:rFonts w:ascii="Times New Roman" w:hAnsi="Times New Roman"/>
-          <w:sz w:val="28"/>
-          <w:szCs w:val="28"/>
-        </w:rPr>
-        <w:t>.</w:t>
+      <w:r>
+        <w:t>Dựng lịch baseline từ GTFS; định nghĩa biến quyết định, ràng buộc số chuyến min/max và hàm mục tiêu kết hợp thời gian chờ hành khách với chi phí đội xe.</w:t>
       </w:r>
     </w:p>
     <w:p>
@@ -6143,228 +4184,7 @@
         </w:rPr>
       </w:pPr>
       <w:r>
-        <w:rPr>
-          <w:rFonts w:ascii="Times New Roman" w:hAnsi="Times New Roman"/>
-          <w:sz w:val="28"/>
-          <w:szCs w:val="28"/>
-        </w:rPr>
-        <w:t xml:space="preserve">Cài </w:t>
-      </w:r>
-      <w:proofErr w:type="spellStart"/>
-      <w:r>
-        <w:rPr>
-          <w:rFonts w:ascii="Times New Roman" w:hAnsi="Times New Roman"/>
-          <w:sz w:val="28"/>
-          <w:szCs w:val="28"/>
-        </w:rPr>
-        <w:t>đặt</w:t>
-      </w:r>
-      <w:proofErr w:type="spellEnd"/>
-      <w:r>
-        <w:rPr>
-          <w:rFonts w:ascii="Times New Roman" w:hAnsi="Times New Roman"/>
-          <w:sz w:val="28"/>
-          <w:szCs w:val="28"/>
-        </w:rPr>
-        <w:t xml:space="preserve"> </w:t>
-      </w:r>
-      <w:proofErr w:type="spellStart"/>
-      <w:r>
-        <w:rPr>
-          <w:rFonts w:ascii="Times New Roman" w:hAnsi="Times New Roman"/>
-          <w:sz w:val="28"/>
-          <w:szCs w:val="28"/>
-        </w:rPr>
-        <w:t>thuật</w:t>
-      </w:r>
-      <w:proofErr w:type="spellEnd"/>
-      <w:r>
-        <w:rPr>
-          <w:rFonts w:ascii="Times New Roman" w:hAnsi="Times New Roman"/>
-          <w:sz w:val="28"/>
-          <w:szCs w:val="28"/>
-        </w:rPr>
-        <w:t xml:space="preserve"> </w:t>
-      </w:r>
-      <w:proofErr w:type="spellStart"/>
-      <w:r>
-        <w:rPr>
-          <w:rFonts w:ascii="Times New Roman" w:hAnsi="Times New Roman"/>
-          <w:sz w:val="28"/>
-          <w:szCs w:val="28"/>
-        </w:rPr>
-        <w:t>toán</w:t>
-      </w:r>
-      <w:proofErr w:type="spellEnd"/>
-      <w:r>
-        <w:rPr>
-          <w:rFonts w:ascii="Times New Roman" w:hAnsi="Times New Roman"/>
-          <w:sz w:val="28"/>
-          <w:szCs w:val="28"/>
-        </w:rPr>
-        <w:t xml:space="preserve"> </w:t>
-      </w:r>
-      <w:proofErr w:type="spellStart"/>
-      <w:r>
-        <w:rPr>
-          <w:rFonts w:ascii="Times New Roman" w:hAnsi="Times New Roman"/>
-          <w:sz w:val="28"/>
-          <w:szCs w:val="28"/>
-        </w:rPr>
-        <w:t>tối</w:t>
-      </w:r>
-      <w:proofErr w:type="spellEnd"/>
-      <w:r>
-        <w:rPr>
-          <w:rFonts w:ascii="Times New Roman" w:hAnsi="Times New Roman"/>
-          <w:sz w:val="28"/>
-          <w:szCs w:val="28"/>
-        </w:rPr>
-        <w:t xml:space="preserve"> </w:t>
-      </w:r>
-      <w:proofErr w:type="spellStart"/>
-      <w:r>
-        <w:rPr>
-          <w:rFonts w:ascii="Times New Roman" w:hAnsi="Times New Roman"/>
-          <w:sz w:val="28"/>
-          <w:szCs w:val="28"/>
-        </w:rPr>
-        <w:t>ưu</w:t>
-      </w:r>
-      <w:proofErr w:type="spellEnd"/>
-      <w:r>
-        <w:rPr>
-          <w:rFonts w:ascii="Times New Roman" w:hAnsi="Times New Roman"/>
-          <w:sz w:val="28"/>
-          <w:szCs w:val="28"/>
-        </w:rPr>
-        <w:t xml:space="preserve"> analytical per-slot; </w:t>
-      </w:r>
-      <w:proofErr w:type="spellStart"/>
-      <w:r>
-        <w:rPr>
-          <w:rFonts w:ascii="Times New Roman" w:hAnsi="Times New Roman"/>
-          <w:sz w:val="28"/>
-          <w:szCs w:val="28"/>
-        </w:rPr>
-        <w:t>nghiên</w:t>
-      </w:r>
-      <w:proofErr w:type="spellEnd"/>
-      <w:r>
-        <w:rPr>
-          <w:rFonts w:ascii="Times New Roman" w:hAnsi="Times New Roman"/>
-          <w:sz w:val="28"/>
-          <w:szCs w:val="28"/>
-        </w:rPr>
-        <w:t xml:space="preserve"> </w:t>
-      </w:r>
-      <w:proofErr w:type="spellStart"/>
-      <w:r>
-        <w:rPr>
-          <w:rFonts w:ascii="Times New Roman" w:hAnsi="Times New Roman"/>
-          <w:sz w:val="28"/>
-          <w:szCs w:val="28"/>
-        </w:rPr>
-        <w:t>cứu</w:t>
-      </w:r>
-      <w:proofErr w:type="spellEnd"/>
-      <w:r>
-        <w:rPr>
-          <w:rFonts w:ascii="Times New Roman" w:hAnsi="Times New Roman"/>
-          <w:sz w:val="28"/>
-          <w:szCs w:val="28"/>
-        </w:rPr>
-        <w:t xml:space="preserve"> </w:t>
-      </w:r>
-      <w:proofErr w:type="spellStart"/>
-      <w:r>
-        <w:rPr>
-          <w:rFonts w:ascii="Times New Roman" w:hAnsi="Times New Roman"/>
-          <w:sz w:val="28"/>
-          <w:szCs w:val="28"/>
-        </w:rPr>
-        <w:t>bổ</w:t>
-      </w:r>
-      <w:proofErr w:type="spellEnd"/>
-      <w:r>
-        <w:rPr>
-          <w:rFonts w:ascii="Times New Roman" w:hAnsi="Times New Roman"/>
-          <w:sz w:val="28"/>
-          <w:szCs w:val="28"/>
-        </w:rPr>
-        <w:t xml:space="preserve"> sung GA + Tabu Search </w:t>
-      </w:r>
-      <w:proofErr w:type="spellStart"/>
-      <w:r>
-        <w:rPr>
-          <w:rFonts w:ascii="Times New Roman" w:hAnsi="Times New Roman"/>
-          <w:sz w:val="28"/>
-          <w:szCs w:val="28"/>
-        </w:rPr>
-        <w:t>cho</w:t>
-      </w:r>
-      <w:proofErr w:type="spellEnd"/>
-      <w:r>
-        <w:rPr>
-          <w:rFonts w:ascii="Times New Roman" w:hAnsi="Times New Roman"/>
-          <w:sz w:val="28"/>
-          <w:szCs w:val="28"/>
-        </w:rPr>
-        <w:t xml:space="preserve"> </w:t>
-      </w:r>
-      <w:proofErr w:type="spellStart"/>
-      <w:r>
-        <w:rPr>
-          <w:rFonts w:ascii="Times New Roman" w:hAnsi="Times New Roman"/>
-          <w:sz w:val="28"/>
-          <w:szCs w:val="28"/>
-        </w:rPr>
-        <w:t>không</w:t>
-      </w:r>
-      <w:proofErr w:type="spellEnd"/>
-      <w:r>
-        <w:rPr>
-          <w:rFonts w:ascii="Times New Roman" w:hAnsi="Times New Roman"/>
-          <w:sz w:val="28"/>
-          <w:szCs w:val="28"/>
-        </w:rPr>
-        <w:t xml:space="preserve"> </w:t>
-      </w:r>
-      <w:proofErr w:type="spellStart"/>
-      <w:r>
-        <w:rPr>
-          <w:rFonts w:ascii="Times New Roman" w:hAnsi="Times New Roman"/>
-          <w:sz w:val="28"/>
-          <w:szCs w:val="28"/>
-        </w:rPr>
-        <w:t>gian</w:t>
-      </w:r>
-      <w:proofErr w:type="spellEnd"/>
-      <w:r>
-        <w:rPr>
-          <w:rFonts w:ascii="Times New Roman" w:hAnsi="Times New Roman"/>
-          <w:sz w:val="28"/>
-          <w:szCs w:val="28"/>
-        </w:rPr>
-        <w:t xml:space="preserve"> </w:t>
-      </w:r>
-      <w:proofErr w:type="spellStart"/>
-      <w:r>
-        <w:rPr>
-          <w:rFonts w:ascii="Times New Roman" w:hAnsi="Times New Roman"/>
-          <w:sz w:val="28"/>
-          <w:szCs w:val="28"/>
-        </w:rPr>
-        <w:t>nhỏ</w:t>
-      </w:r>
-      <w:proofErr w:type="spellEnd"/>
-      <w:r>
-        <w:rPr>
-          <w:rFonts w:ascii="Times New Roman" w:hAnsi="Times New Roman"/>
-          <w:sz w:val="28"/>
-          <w:szCs w:val="28"/>
-        </w:rPr>
-        <w:t>.</w:t>
+        <w:t>Cài đặt thuật toán tối ưu analytical per-slot; nghiên cứu bổ sung GA + Tabu Search cho không gian nhỏ; phân tích Pareto frontier (Chebyshev knee) giữa passenger-min wait và chi phí đội xe.</w:t>
       </w:r>
     </w:p>
     <w:p>
@@ -6382,293 +4202,8 @@
           <w:szCs w:val="28"/>
         </w:rPr>
       </w:pPr>
-      <w:proofErr w:type="spellStart"/>
-      <w:r>
-        <w:rPr>
-          <w:rFonts w:ascii="Times New Roman" w:hAnsi="Times New Roman"/>
-          <w:sz w:val="28"/>
-          <w:szCs w:val="28"/>
-        </w:rPr>
-        <w:t>Thiết</w:t>
-      </w:r>
-      <w:proofErr w:type="spellEnd"/>
-      <w:r>
-        <w:rPr>
-          <w:rFonts w:ascii="Times New Roman" w:hAnsi="Times New Roman"/>
-          <w:sz w:val="28"/>
-          <w:szCs w:val="28"/>
-        </w:rPr>
-        <w:t xml:space="preserve"> </w:t>
-      </w:r>
-      <w:proofErr w:type="spellStart"/>
-      <w:r>
-        <w:rPr>
-          <w:rFonts w:ascii="Times New Roman" w:hAnsi="Times New Roman"/>
-          <w:sz w:val="28"/>
-          <w:szCs w:val="28"/>
-        </w:rPr>
-        <w:t>kế</w:t>
-      </w:r>
-      <w:proofErr w:type="spellEnd"/>
-      <w:r>
-        <w:rPr>
-          <w:rFonts w:ascii="Times New Roman" w:hAnsi="Times New Roman"/>
-          <w:sz w:val="28"/>
-          <w:szCs w:val="28"/>
-        </w:rPr>
-        <w:t xml:space="preserve"> module </w:t>
-      </w:r>
-      <w:proofErr w:type="spellStart"/>
-      <w:r>
-        <w:rPr>
-          <w:rFonts w:ascii="Times New Roman" w:hAnsi="Times New Roman"/>
-          <w:sz w:val="28"/>
-          <w:szCs w:val="28"/>
-        </w:rPr>
-        <w:t>suy</w:t>
-      </w:r>
-      <w:proofErr w:type="spellEnd"/>
-      <w:r>
-        <w:rPr>
-          <w:rFonts w:ascii="Times New Roman" w:hAnsi="Times New Roman"/>
-          <w:sz w:val="28"/>
-          <w:szCs w:val="28"/>
-        </w:rPr>
-        <w:t xml:space="preserve"> </w:t>
-      </w:r>
-      <w:proofErr w:type="spellStart"/>
-      <w:r>
-        <w:rPr>
-          <w:rFonts w:ascii="Times New Roman" w:hAnsi="Times New Roman"/>
-          <w:sz w:val="28"/>
-          <w:szCs w:val="28"/>
-        </w:rPr>
-        <w:t>luận</w:t>
-      </w:r>
-      <w:proofErr w:type="spellEnd"/>
-      <w:r>
-        <w:rPr>
-          <w:rFonts w:ascii="Times New Roman" w:hAnsi="Times New Roman"/>
-          <w:sz w:val="28"/>
-          <w:szCs w:val="28"/>
-        </w:rPr>
-        <w:t xml:space="preserve"> </w:t>
-      </w:r>
-      <w:proofErr w:type="spellStart"/>
-      <w:r>
-        <w:rPr>
-          <w:rFonts w:ascii="Times New Roman" w:hAnsi="Times New Roman"/>
-          <w:sz w:val="28"/>
-          <w:szCs w:val="28"/>
-        </w:rPr>
-        <w:t>lịch</w:t>
-      </w:r>
-      <w:proofErr w:type="spellEnd"/>
-      <w:r>
-        <w:rPr>
-          <w:rFonts w:ascii="Times New Roman" w:hAnsi="Times New Roman"/>
-          <w:sz w:val="28"/>
-          <w:szCs w:val="28"/>
-        </w:rPr>
-        <w:t xml:space="preserve"> </w:t>
-      </w:r>
-      <w:proofErr w:type="spellStart"/>
-      <w:r>
-        <w:rPr>
-          <w:rFonts w:ascii="Times New Roman" w:hAnsi="Times New Roman"/>
-          <w:sz w:val="28"/>
-          <w:szCs w:val="28"/>
-        </w:rPr>
-        <w:t>trình</w:t>
-      </w:r>
-      <w:proofErr w:type="spellEnd"/>
-      <w:r>
-        <w:rPr>
-          <w:rFonts w:ascii="Times New Roman" w:hAnsi="Times New Roman"/>
-          <w:sz w:val="28"/>
-          <w:szCs w:val="28"/>
-        </w:rPr>
-        <w:t xml:space="preserve"> </w:t>
-      </w:r>
-      <w:proofErr w:type="spellStart"/>
-      <w:r>
-        <w:rPr>
-          <w:rFonts w:ascii="Times New Roman" w:hAnsi="Times New Roman"/>
-          <w:sz w:val="28"/>
-          <w:szCs w:val="28"/>
-        </w:rPr>
-        <w:t>từ</w:t>
-      </w:r>
-      <w:proofErr w:type="spellEnd"/>
-      <w:r>
-        <w:rPr>
-          <w:rFonts w:ascii="Times New Roman" w:hAnsi="Times New Roman"/>
-          <w:sz w:val="28"/>
-          <w:szCs w:val="28"/>
-        </w:rPr>
-        <w:t xml:space="preserve"> factors </w:t>
-      </w:r>
-      <w:proofErr w:type="spellStart"/>
-      <w:r>
-        <w:rPr>
-          <w:rFonts w:ascii="Times New Roman" w:hAnsi="Times New Roman"/>
-          <w:sz w:val="28"/>
-          <w:szCs w:val="28"/>
-        </w:rPr>
-        <w:t>thời</w:t>
-      </w:r>
-      <w:proofErr w:type="spellEnd"/>
-      <w:r>
-        <w:rPr>
-          <w:rFonts w:ascii="Times New Roman" w:hAnsi="Times New Roman"/>
-          <w:sz w:val="28"/>
-          <w:szCs w:val="28"/>
-        </w:rPr>
-        <w:t xml:space="preserve"> </w:t>
-      </w:r>
-      <w:proofErr w:type="spellStart"/>
-      <w:r>
-        <w:rPr>
-          <w:rFonts w:ascii="Times New Roman" w:hAnsi="Times New Roman"/>
-          <w:sz w:val="28"/>
-          <w:szCs w:val="28"/>
-        </w:rPr>
-        <w:t>tiết</w:t>
-      </w:r>
-      <w:proofErr w:type="spellEnd"/>
-      <w:r>
-        <w:rPr>
-          <w:rFonts w:ascii="Times New Roman" w:hAnsi="Times New Roman"/>
-          <w:sz w:val="28"/>
-          <w:szCs w:val="28"/>
-        </w:rPr>
-        <w:t xml:space="preserve"> </w:t>
-      </w:r>
-      <w:proofErr w:type="spellStart"/>
-      <w:r>
-        <w:rPr>
-          <w:rFonts w:ascii="Times New Roman" w:hAnsi="Times New Roman"/>
-          <w:sz w:val="28"/>
-          <w:szCs w:val="28"/>
-        </w:rPr>
-        <w:t>mẫu</w:t>
-      </w:r>
-      <w:proofErr w:type="spellEnd"/>
-      <w:r>
-        <w:rPr>
-          <w:rFonts w:ascii="Times New Roman" w:hAnsi="Times New Roman"/>
-          <w:sz w:val="28"/>
-          <w:szCs w:val="28"/>
-        </w:rPr>
-        <w:t xml:space="preserve"> (Open-</w:t>
-      </w:r>
-      <w:proofErr w:type="spellStart"/>
-      <w:r>
-        <w:rPr>
-          <w:rFonts w:ascii="Times New Roman" w:hAnsi="Times New Roman"/>
-          <w:sz w:val="28"/>
-          <w:szCs w:val="28"/>
-        </w:rPr>
-        <w:t>Meteo</w:t>
-      </w:r>
-      <w:proofErr w:type="spellEnd"/>
-      <w:r>
-        <w:rPr>
-          <w:rFonts w:ascii="Times New Roman" w:hAnsi="Times New Roman"/>
-          <w:sz w:val="28"/>
-          <w:szCs w:val="28"/>
-        </w:rPr>
-        <w:t xml:space="preserve">) </w:t>
-      </w:r>
-      <w:proofErr w:type="spellStart"/>
-      <w:r>
-        <w:rPr>
-          <w:rFonts w:ascii="Times New Roman" w:hAnsi="Times New Roman"/>
-          <w:sz w:val="28"/>
-          <w:szCs w:val="28"/>
-        </w:rPr>
-        <w:t>cho</w:t>
-      </w:r>
-      <w:proofErr w:type="spellEnd"/>
-      <w:r>
-        <w:rPr>
-          <w:rFonts w:ascii="Times New Roman" w:hAnsi="Times New Roman"/>
-          <w:sz w:val="28"/>
-          <w:szCs w:val="28"/>
-        </w:rPr>
-        <w:t xml:space="preserve"> </w:t>
-      </w:r>
-      <w:proofErr w:type="spellStart"/>
-      <w:r>
-        <w:rPr>
-          <w:rFonts w:ascii="Times New Roman" w:hAnsi="Times New Roman"/>
-          <w:sz w:val="28"/>
-          <w:szCs w:val="28"/>
-        </w:rPr>
-        <w:t>các</w:t>
-      </w:r>
-      <w:proofErr w:type="spellEnd"/>
-      <w:r>
-        <w:rPr>
-          <w:rFonts w:ascii="Times New Roman" w:hAnsi="Times New Roman"/>
-          <w:sz w:val="28"/>
-          <w:szCs w:val="28"/>
-        </w:rPr>
-        <w:t xml:space="preserve"> </w:t>
-      </w:r>
-      <w:proofErr w:type="spellStart"/>
-      <w:r>
-        <w:rPr>
-          <w:rFonts w:ascii="Times New Roman" w:hAnsi="Times New Roman"/>
-          <w:sz w:val="28"/>
-          <w:szCs w:val="28"/>
-        </w:rPr>
-        <w:t>ngày</w:t>
-      </w:r>
-      <w:proofErr w:type="spellEnd"/>
-      <w:r>
-        <w:rPr>
-          <w:rFonts w:ascii="Times New Roman" w:hAnsi="Times New Roman"/>
-          <w:sz w:val="28"/>
-          <w:szCs w:val="28"/>
-        </w:rPr>
-        <w:t xml:space="preserve"> </w:t>
-      </w:r>
-      <w:proofErr w:type="spellStart"/>
-      <w:r>
-        <w:rPr>
-          <w:rFonts w:ascii="Times New Roman" w:hAnsi="Times New Roman"/>
-          <w:sz w:val="28"/>
-          <w:szCs w:val="28"/>
-        </w:rPr>
-        <w:t>kịch</w:t>
-      </w:r>
-      <w:proofErr w:type="spellEnd"/>
-      <w:r>
-        <w:rPr>
-          <w:rFonts w:ascii="Times New Roman" w:hAnsi="Times New Roman"/>
-          <w:sz w:val="28"/>
-          <w:szCs w:val="28"/>
-        </w:rPr>
-        <w:t xml:space="preserve"> </w:t>
-      </w:r>
-      <w:proofErr w:type="spellStart"/>
-      <w:r>
-        <w:rPr>
-          <w:rFonts w:ascii="Times New Roman" w:hAnsi="Times New Roman"/>
-          <w:sz w:val="28"/>
-          <w:szCs w:val="28"/>
-        </w:rPr>
-        <w:t>bản</w:t>
-      </w:r>
-      <w:proofErr w:type="spellEnd"/>
-      <w:r>
-        <w:rPr>
-          <w:rFonts w:ascii="Times New Roman" w:hAnsi="Times New Roman"/>
-          <w:sz w:val="28"/>
-          <w:szCs w:val="28"/>
-        </w:rPr>
-        <w:t>.</w:t>
+      <w:r>
+        <w:t>Xây dựng mạng chuyển tiếp demand spillover từ transfer matrix ga–tuyến; định lượng uncertainty bằng MC Dropout và Quantile GBM cho lịch trình nhận thức rủi ro.</w:t>
       </w:r>
     </w:p>
     <w:p>
@@ -6686,203 +4221,8 @@
           <w:szCs w:val="28"/>
         </w:rPr>
       </w:pPr>
-      <w:proofErr w:type="spellStart"/>
-      <w:r>
-        <w:rPr>
-          <w:rFonts w:ascii="Times New Roman" w:hAnsi="Times New Roman"/>
-          <w:sz w:val="28"/>
-          <w:szCs w:val="28"/>
-        </w:rPr>
-        <w:t>Đánh</w:t>
-      </w:r>
-      <w:proofErr w:type="spellEnd"/>
-      <w:r>
-        <w:rPr>
-          <w:rFonts w:ascii="Times New Roman" w:hAnsi="Times New Roman"/>
-          <w:sz w:val="28"/>
-          <w:szCs w:val="28"/>
-        </w:rPr>
-        <w:t xml:space="preserve"> </w:t>
-      </w:r>
-      <w:proofErr w:type="spellStart"/>
-      <w:r>
-        <w:rPr>
-          <w:rFonts w:ascii="Times New Roman" w:hAnsi="Times New Roman"/>
-          <w:sz w:val="28"/>
-          <w:szCs w:val="28"/>
-        </w:rPr>
-        <w:t>giá</w:t>
-      </w:r>
-      <w:proofErr w:type="spellEnd"/>
-      <w:r>
-        <w:rPr>
-          <w:rFonts w:ascii="Times New Roman" w:hAnsi="Times New Roman"/>
-          <w:sz w:val="28"/>
-          <w:szCs w:val="28"/>
-        </w:rPr>
-        <w:t xml:space="preserve">, so </w:t>
-      </w:r>
-      <w:proofErr w:type="spellStart"/>
-      <w:r>
-        <w:rPr>
-          <w:rFonts w:ascii="Times New Roman" w:hAnsi="Times New Roman"/>
-          <w:sz w:val="28"/>
-          <w:szCs w:val="28"/>
-        </w:rPr>
-        <w:t>sánh</w:t>
-      </w:r>
-      <w:proofErr w:type="spellEnd"/>
-      <w:r>
-        <w:rPr>
-          <w:rFonts w:ascii="Times New Roman" w:hAnsi="Times New Roman"/>
-          <w:sz w:val="28"/>
-          <w:szCs w:val="28"/>
-        </w:rPr>
-        <w:t xml:space="preserve"> baseline vs </w:t>
-      </w:r>
-      <w:proofErr w:type="spellStart"/>
-      <w:r>
-        <w:rPr>
-          <w:rFonts w:ascii="Times New Roman" w:hAnsi="Times New Roman"/>
-          <w:sz w:val="28"/>
-          <w:szCs w:val="28"/>
-        </w:rPr>
-        <w:t>lịch</w:t>
-      </w:r>
-      <w:proofErr w:type="spellEnd"/>
-      <w:r>
-        <w:rPr>
-          <w:rFonts w:ascii="Times New Roman" w:hAnsi="Times New Roman"/>
-          <w:sz w:val="28"/>
-          <w:szCs w:val="28"/>
-        </w:rPr>
-        <w:t xml:space="preserve"> </w:t>
-      </w:r>
-      <w:proofErr w:type="spellStart"/>
-      <w:r>
-        <w:rPr>
-          <w:rFonts w:ascii="Times New Roman" w:hAnsi="Times New Roman"/>
-          <w:sz w:val="28"/>
-          <w:szCs w:val="28"/>
-        </w:rPr>
-        <w:t>tối</w:t>
-      </w:r>
-      <w:proofErr w:type="spellEnd"/>
-      <w:r>
-        <w:rPr>
-          <w:rFonts w:ascii="Times New Roman" w:hAnsi="Times New Roman"/>
-          <w:sz w:val="28"/>
-          <w:szCs w:val="28"/>
-        </w:rPr>
-        <w:t xml:space="preserve"> </w:t>
-      </w:r>
-      <w:proofErr w:type="spellStart"/>
-      <w:r>
-        <w:rPr>
-          <w:rFonts w:ascii="Times New Roman" w:hAnsi="Times New Roman"/>
-          <w:sz w:val="28"/>
-          <w:szCs w:val="28"/>
-        </w:rPr>
-        <w:t>ưu</w:t>
-      </w:r>
-      <w:proofErr w:type="spellEnd"/>
-      <w:r>
-        <w:rPr>
-          <w:rFonts w:ascii="Times New Roman" w:hAnsi="Times New Roman"/>
-          <w:sz w:val="28"/>
-          <w:szCs w:val="28"/>
-        </w:rPr>
-        <w:t xml:space="preserve">; </w:t>
-      </w:r>
-      <w:proofErr w:type="spellStart"/>
-      <w:r>
-        <w:rPr>
-          <w:rFonts w:ascii="Times New Roman" w:hAnsi="Times New Roman"/>
-          <w:sz w:val="28"/>
-          <w:szCs w:val="28"/>
-        </w:rPr>
-        <w:t>phân</w:t>
-      </w:r>
-      <w:proofErr w:type="spellEnd"/>
-      <w:r>
-        <w:rPr>
-          <w:rFonts w:ascii="Times New Roman" w:hAnsi="Times New Roman"/>
-          <w:sz w:val="28"/>
-          <w:szCs w:val="28"/>
-        </w:rPr>
-        <w:t xml:space="preserve"> </w:t>
-      </w:r>
-      <w:proofErr w:type="spellStart"/>
-      <w:r>
-        <w:rPr>
-          <w:rFonts w:ascii="Times New Roman" w:hAnsi="Times New Roman"/>
-          <w:sz w:val="28"/>
-          <w:szCs w:val="28"/>
-        </w:rPr>
-        <w:t>tích</w:t>
-      </w:r>
-      <w:proofErr w:type="spellEnd"/>
-      <w:r>
-        <w:rPr>
-          <w:rFonts w:ascii="Times New Roman" w:hAnsi="Times New Roman"/>
-          <w:sz w:val="28"/>
-          <w:szCs w:val="28"/>
-        </w:rPr>
-        <w:t xml:space="preserve"> trade-off </w:t>
-      </w:r>
-      <w:proofErr w:type="spellStart"/>
-      <w:r>
-        <w:rPr>
-          <w:rFonts w:ascii="Times New Roman" w:hAnsi="Times New Roman"/>
-          <w:sz w:val="28"/>
-          <w:szCs w:val="28"/>
-        </w:rPr>
-        <w:t>và</w:t>
-      </w:r>
-      <w:proofErr w:type="spellEnd"/>
-      <w:r>
-        <w:rPr>
-          <w:rFonts w:ascii="Times New Roman" w:hAnsi="Times New Roman"/>
-          <w:sz w:val="28"/>
-          <w:szCs w:val="28"/>
-        </w:rPr>
-        <w:t xml:space="preserve"> </w:t>
-      </w:r>
-      <w:proofErr w:type="spellStart"/>
-      <w:r>
-        <w:rPr>
-          <w:rFonts w:ascii="Times New Roman" w:hAnsi="Times New Roman"/>
-          <w:sz w:val="28"/>
-          <w:szCs w:val="28"/>
-        </w:rPr>
-        <w:t>độ</w:t>
-      </w:r>
-      <w:proofErr w:type="spellEnd"/>
-      <w:r>
-        <w:rPr>
-          <w:rFonts w:ascii="Times New Roman" w:hAnsi="Times New Roman"/>
-          <w:sz w:val="28"/>
-          <w:szCs w:val="28"/>
-        </w:rPr>
-        <w:t xml:space="preserve"> </w:t>
-      </w:r>
-      <w:proofErr w:type="spellStart"/>
-      <w:r>
-        <w:rPr>
-          <w:rFonts w:ascii="Times New Roman" w:hAnsi="Times New Roman"/>
-          <w:sz w:val="28"/>
-          <w:szCs w:val="28"/>
-        </w:rPr>
-        <w:t>nhạy</w:t>
-      </w:r>
-      <w:proofErr w:type="spellEnd"/>
-      <w:r>
-        <w:rPr>
-          <w:rFonts w:ascii="Times New Roman" w:hAnsi="Times New Roman"/>
-          <w:sz w:val="28"/>
-          <w:szCs w:val="28"/>
-        </w:rPr>
-        <w:t xml:space="preserve"> λ.</w:t>
+      <w:r>
+        <w:t>Đánh giá, so sánh lịch baseline GTFS với lịch đề xuất trên toàn bộ tuyến; phân tích trade-off, độ nhạy tham số λ và các metric chờ đợi mở rộng. Xuất artifact phục vụ module suy luận/demo.</w:t>
       </w:r>
     </w:p>
     <w:p>
@@ -9292,293 +6632,8 @@
           <w:szCs w:val="28"/>
         </w:rPr>
       </w:pPr>
-      <w:proofErr w:type="spellStart"/>
-      <w:r>
-        <w:rPr>
-          <w:rFonts w:ascii="Times New Roman" w:hAnsi="Times New Roman"/>
-          <w:sz w:val="28"/>
-          <w:szCs w:val="28"/>
-        </w:rPr>
-        <w:t>Mô</w:t>
-      </w:r>
-      <w:proofErr w:type="spellEnd"/>
-      <w:r>
-        <w:rPr>
-          <w:rFonts w:ascii="Times New Roman" w:hAnsi="Times New Roman"/>
-          <w:sz w:val="28"/>
-          <w:szCs w:val="28"/>
-        </w:rPr>
-        <w:t xml:space="preserve"> </w:t>
-      </w:r>
-      <w:proofErr w:type="spellStart"/>
-      <w:r>
-        <w:rPr>
-          <w:rFonts w:ascii="Times New Roman" w:hAnsi="Times New Roman"/>
-          <w:sz w:val="28"/>
-          <w:szCs w:val="28"/>
-        </w:rPr>
-        <w:t>hình</w:t>
-      </w:r>
-      <w:proofErr w:type="spellEnd"/>
-      <w:r>
-        <w:rPr>
-          <w:rFonts w:ascii="Times New Roman" w:hAnsi="Times New Roman"/>
-          <w:sz w:val="28"/>
-          <w:szCs w:val="28"/>
-        </w:rPr>
-        <w:t xml:space="preserve"> </w:t>
-      </w:r>
-      <w:proofErr w:type="spellStart"/>
-      <w:r>
-        <w:rPr>
-          <w:rFonts w:ascii="Times New Roman" w:hAnsi="Times New Roman"/>
-          <w:sz w:val="28"/>
-          <w:szCs w:val="28"/>
-        </w:rPr>
-        <w:t>dự</w:t>
-      </w:r>
-      <w:proofErr w:type="spellEnd"/>
-      <w:r>
-        <w:rPr>
-          <w:rFonts w:ascii="Times New Roman" w:hAnsi="Times New Roman"/>
-          <w:sz w:val="28"/>
-          <w:szCs w:val="28"/>
-        </w:rPr>
-        <w:t xml:space="preserve"> </w:t>
-      </w:r>
-      <w:proofErr w:type="spellStart"/>
-      <w:r>
-        <w:rPr>
-          <w:rFonts w:ascii="Times New Roman" w:hAnsi="Times New Roman"/>
-          <w:sz w:val="28"/>
-          <w:szCs w:val="28"/>
-        </w:rPr>
-        <w:t>báo</w:t>
-      </w:r>
-      <w:proofErr w:type="spellEnd"/>
-      <w:r>
-        <w:rPr>
-          <w:rFonts w:ascii="Times New Roman" w:hAnsi="Times New Roman"/>
-          <w:sz w:val="28"/>
-          <w:szCs w:val="28"/>
-        </w:rPr>
-        <w:t xml:space="preserve"> </w:t>
-      </w:r>
-      <w:proofErr w:type="spellStart"/>
-      <w:r>
-        <w:rPr>
-          <w:rFonts w:ascii="Times New Roman" w:hAnsi="Times New Roman"/>
-          <w:sz w:val="28"/>
-          <w:szCs w:val="28"/>
-        </w:rPr>
-        <w:t>nhu</w:t>
-      </w:r>
-      <w:proofErr w:type="spellEnd"/>
-      <w:r>
-        <w:rPr>
-          <w:rFonts w:ascii="Times New Roman" w:hAnsi="Times New Roman"/>
-          <w:sz w:val="28"/>
-          <w:szCs w:val="28"/>
-        </w:rPr>
-        <w:t xml:space="preserve"> </w:t>
-      </w:r>
-      <w:proofErr w:type="spellStart"/>
-      <w:r>
-        <w:rPr>
-          <w:rFonts w:ascii="Times New Roman" w:hAnsi="Times New Roman"/>
-          <w:sz w:val="28"/>
-          <w:szCs w:val="28"/>
-        </w:rPr>
-        <w:t>cầu</w:t>
-      </w:r>
-      <w:proofErr w:type="spellEnd"/>
-      <w:r>
-        <w:rPr>
-          <w:rFonts w:ascii="Times New Roman" w:hAnsi="Times New Roman"/>
-          <w:sz w:val="28"/>
-          <w:szCs w:val="28"/>
-        </w:rPr>
-        <w:t xml:space="preserve"> </w:t>
-      </w:r>
-      <w:proofErr w:type="spellStart"/>
-      <w:r>
-        <w:rPr>
-          <w:rFonts w:ascii="Times New Roman" w:hAnsi="Times New Roman"/>
-          <w:sz w:val="28"/>
-          <w:szCs w:val="28"/>
-        </w:rPr>
-        <w:t>hành</w:t>
-      </w:r>
-      <w:proofErr w:type="spellEnd"/>
-      <w:r>
-        <w:rPr>
-          <w:rFonts w:ascii="Times New Roman" w:hAnsi="Times New Roman"/>
-          <w:sz w:val="28"/>
-          <w:szCs w:val="28"/>
-        </w:rPr>
-        <w:t xml:space="preserve"> </w:t>
-      </w:r>
-      <w:proofErr w:type="spellStart"/>
-      <w:r>
-        <w:rPr>
-          <w:rFonts w:ascii="Times New Roman" w:hAnsi="Times New Roman"/>
-          <w:sz w:val="28"/>
-          <w:szCs w:val="28"/>
-        </w:rPr>
-        <w:t>khách</w:t>
-      </w:r>
-      <w:proofErr w:type="spellEnd"/>
-      <w:r>
-        <w:rPr>
-          <w:rFonts w:ascii="Times New Roman" w:hAnsi="Times New Roman"/>
-          <w:sz w:val="28"/>
-          <w:szCs w:val="28"/>
-        </w:rPr>
-        <w:t xml:space="preserve"> </w:t>
-      </w:r>
-      <w:proofErr w:type="spellStart"/>
-      <w:r>
-        <w:rPr>
-          <w:rFonts w:ascii="Times New Roman" w:hAnsi="Times New Roman"/>
-          <w:sz w:val="28"/>
-          <w:szCs w:val="28"/>
-        </w:rPr>
-        <w:t>đã</w:t>
-      </w:r>
-      <w:proofErr w:type="spellEnd"/>
-      <w:r>
-        <w:rPr>
-          <w:rFonts w:ascii="Times New Roman" w:hAnsi="Times New Roman"/>
-          <w:sz w:val="28"/>
-          <w:szCs w:val="28"/>
-        </w:rPr>
-        <w:t xml:space="preserve"> </w:t>
-      </w:r>
-      <w:proofErr w:type="spellStart"/>
-      <w:r>
-        <w:rPr>
-          <w:rFonts w:ascii="Times New Roman" w:hAnsi="Times New Roman"/>
-          <w:sz w:val="28"/>
-          <w:szCs w:val="28"/>
-        </w:rPr>
-        <w:t>huấn</w:t>
-      </w:r>
-      <w:proofErr w:type="spellEnd"/>
-      <w:r>
-        <w:rPr>
-          <w:rFonts w:ascii="Times New Roman" w:hAnsi="Times New Roman"/>
-          <w:sz w:val="28"/>
-          <w:szCs w:val="28"/>
-        </w:rPr>
-        <w:t xml:space="preserve"> </w:t>
-      </w:r>
-      <w:proofErr w:type="spellStart"/>
-      <w:r>
-        <w:rPr>
-          <w:rFonts w:ascii="Times New Roman" w:hAnsi="Times New Roman"/>
-          <w:sz w:val="28"/>
-          <w:szCs w:val="28"/>
-        </w:rPr>
-        <w:t>luyện</w:t>
-      </w:r>
-      <w:proofErr w:type="spellEnd"/>
-      <w:r>
-        <w:rPr>
-          <w:rFonts w:ascii="Times New Roman" w:hAnsi="Times New Roman"/>
-          <w:sz w:val="28"/>
-          <w:szCs w:val="28"/>
-        </w:rPr>
-        <w:t xml:space="preserve">, </w:t>
-      </w:r>
-      <w:proofErr w:type="spellStart"/>
-      <w:r>
-        <w:rPr>
-          <w:rFonts w:ascii="Times New Roman" w:hAnsi="Times New Roman"/>
-          <w:sz w:val="28"/>
-          <w:szCs w:val="28"/>
-        </w:rPr>
-        <w:t>kèm</w:t>
-      </w:r>
-      <w:proofErr w:type="spellEnd"/>
-      <w:r>
-        <w:rPr>
-          <w:rFonts w:ascii="Times New Roman" w:hAnsi="Times New Roman"/>
-          <w:sz w:val="28"/>
-          <w:szCs w:val="28"/>
-        </w:rPr>
-        <w:t xml:space="preserve"> </w:t>
-      </w:r>
-      <w:proofErr w:type="spellStart"/>
-      <w:r>
-        <w:rPr>
-          <w:rFonts w:ascii="Times New Roman" w:hAnsi="Times New Roman"/>
-          <w:sz w:val="28"/>
-          <w:szCs w:val="28"/>
-        </w:rPr>
-        <w:t>báo</w:t>
-      </w:r>
-      <w:proofErr w:type="spellEnd"/>
-      <w:r>
-        <w:rPr>
-          <w:rFonts w:ascii="Times New Roman" w:hAnsi="Times New Roman"/>
-          <w:sz w:val="28"/>
-          <w:szCs w:val="28"/>
-        </w:rPr>
-        <w:t xml:space="preserve"> </w:t>
-      </w:r>
-      <w:proofErr w:type="spellStart"/>
-      <w:r>
-        <w:rPr>
-          <w:rFonts w:ascii="Times New Roman" w:hAnsi="Times New Roman"/>
-          <w:sz w:val="28"/>
-          <w:szCs w:val="28"/>
-        </w:rPr>
-        <w:t>cáo</w:t>
-      </w:r>
-      <w:proofErr w:type="spellEnd"/>
-      <w:r>
-        <w:rPr>
-          <w:rFonts w:ascii="Times New Roman" w:hAnsi="Times New Roman"/>
-          <w:sz w:val="28"/>
-          <w:szCs w:val="28"/>
-        </w:rPr>
-        <w:t xml:space="preserve"> </w:t>
-      </w:r>
-      <w:proofErr w:type="spellStart"/>
-      <w:r>
-        <w:rPr>
-          <w:rFonts w:ascii="Times New Roman" w:hAnsi="Times New Roman"/>
-          <w:sz w:val="28"/>
-          <w:szCs w:val="28"/>
-        </w:rPr>
-        <w:t>đánh</w:t>
-      </w:r>
-      <w:proofErr w:type="spellEnd"/>
-      <w:r>
-        <w:rPr>
-          <w:rFonts w:ascii="Times New Roman" w:hAnsi="Times New Roman"/>
-          <w:sz w:val="28"/>
-          <w:szCs w:val="28"/>
-        </w:rPr>
-        <w:t xml:space="preserve"> </w:t>
-      </w:r>
-      <w:proofErr w:type="spellStart"/>
-      <w:r>
-        <w:rPr>
-          <w:rFonts w:ascii="Times New Roman" w:hAnsi="Times New Roman"/>
-          <w:sz w:val="28"/>
-          <w:szCs w:val="28"/>
-        </w:rPr>
-        <w:t>giá</w:t>
-      </w:r>
-      <w:proofErr w:type="spellEnd"/>
-      <w:r>
-        <w:rPr>
-          <w:rFonts w:ascii="Times New Roman" w:hAnsi="Times New Roman"/>
-          <w:sz w:val="28"/>
-          <w:szCs w:val="28"/>
-        </w:rPr>
-        <w:t xml:space="preserve"> (hold-out, cross-validation).</w:t>
+      <w:r>
+        <w:t>Mô hình dự báo nhu cầu blend (MLP + HistGBM) đã huấn luyện, kèm báo cáo đánh giá trên tập hold-out và cross-validation theo mùa, so sánh với baseline thống kê.</w:t>
       </w:r>
     </w:p>
     <w:p>
@@ -9596,132 +6651,8 @@
           <w:szCs w:val="28"/>
         </w:rPr>
       </w:pPr>
-      <w:proofErr w:type="spellStart"/>
-      <w:r>
-        <w:rPr>
-          <w:rFonts w:ascii="Times New Roman" w:hAnsi="Times New Roman"/>
-          <w:sz w:val="28"/>
-          <w:szCs w:val="28"/>
-        </w:rPr>
-        <w:lastRenderedPageBreak/>
-        <w:t>Thuật</w:t>
-      </w:r>
-      <w:proofErr w:type="spellEnd"/>
-      <w:r>
-        <w:rPr>
-          <w:rFonts w:ascii="Times New Roman" w:hAnsi="Times New Roman"/>
-          <w:sz w:val="28"/>
-          <w:szCs w:val="28"/>
-        </w:rPr>
-        <w:t xml:space="preserve"> </w:t>
-      </w:r>
-      <w:proofErr w:type="spellStart"/>
-      <w:r>
-        <w:rPr>
-          <w:rFonts w:ascii="Times New Roman" w:hAnsi="Times New Roman"/>
-          <w:sz w:val="28"/>
-          <w:szCs w:val="28"/>
-        </w:rPr>
-        <w:t>toán</w:t>
-      </w:r>
-      <w:proofErr w:type="spellEnd"/>
-      <w:r>
-        <w:rPr>
-          <w:rFonts w:ascii="Times New Roman" w:hAnsi="Times New Roman"/>
-          <w:sz w:val="28"/>
-          <w:szCs w:val="28"/>
-        </w:rPr>
-        <w:t xml:space="preserve"> </w:t>
-      </w:r>
-      <w:proofErr w:type="spellStart"/>
-      <w:r>
-        <w:rPr>
-          <w:rFonts w:ascii="Times New Roman" w:hAnsi="Times New Roman"/>
-          <w:sz w:val="28"/>
-          <w:szCs w:val="28"/>
-        </w:rPr>
-        <w:t>tối</w:t>
-      </w:r>
-      <w:proofErr w:type="spellEnd"/>
-      <w:r>
-        <w:rPr>
-          <w:rFonts w:ascii="Times New Roman" w:hAnsi="Times New Roman"/>
-          <w:sz w:val="28"/>
-          <w:szCs w:val="28"/>
-        </w:rPr>
-        <w:t xml:space="preserve"> </w:t>
-      </w:r>
-      <w:proofErr w:type="spellStart"/>
-      <w:r>
-        <w:rPr>
-          <w:rFonts w:ascii="Times New Roman" w:hAnsi="Times New Roman"/>
-          <w:sz w:val="28"/>
-          <w:szCs w:val="28"/>
-        </w:rPr>
-        <w:t>ưu</w:t>
-      </w:r>
-      <w:proofErr w:type="spellEnd"/>
-      <w:r>
-        <w:rPr>
-          <w:rFonts w:ascii="Times New Roman" w:hAnsi="Times New Roman"/>
-          <w:sz w:val="28"/>
-          <w:szCs w:val="28"/>
-        </w:rPr>
-        <w:t xml:space="preserve"> </w:t>
-      </w:r>
-      <w:proofErr w:type="spellStart"/>
-      <w:r>
-        <w:rPr>
-          <w:rFonts w:ascii="Times New Roman" w:hAnsi="Times New Roman"/>
-          <w:sz w:val="28"/>
-          <w:szCs w:val="28"/>
-        </w:rPr>
-        <w:t>lịch</w:t>
-      </w:r>
-      <w:proofErr w:type="spellEnd"/>
-      <w:r>
-        <w:rPr>
-          <w:rFonts w:ascii="Times New Roman" w:hAnsi="Times New Roman"/>
-          <w:sz w:val="28"/>
-          <w:szCs w:val="28"/>
-        </w:rPr>
-        <w:t xml:space="preserve"> </w:t>
-      </w:r>
-      <w:proofErr w:type="spellStart"/>
-      <w:r>
-        <w:rPr>
-          <w:rFonts w:ascii="Times New Roman" w:hAnsi="Times New Roman"/>
-          <w:sz w:val="28"/>
-          <w:szCs w:val="28"/>
-        </w:rPr>
-        <w:t>trình</w:t>
-      </w:r>
-      <w:proofErr w:type="spellEnd"/>
-      <w:r>
-        <w:rPr>
-          <w:rFonts w:ascii="Times New Roman" w:hAnsi="Times New Roman"/>
-          <w:sz w:val="28"/>
-          <w:szCs w:val="28"/>
-        </w:rPr>
-        <w:t xml:space="preserve"> </w:t>
-      </w:r>
-      <w:proofErr w:type="spellStart"/>
-      <w:r>
-        <w:rPr>
-          <w:rFonts w:ascii="Times New Roman" w:hAnsi="Times New Roman"/>
-          <w:sz w:val="28"/>
-          <w:szCs w:val="28"/>
-        </w:rPr>
-        <w:t>và</w:t>
-      </w:r>
-      <w:proofErr w:type="spellEnd"/>
-      <w:r>
-        <w:rPr>
-          <w:rFonts w:ascii="Times New Roman" w:hAnsi="Times New Roman"/>
-          <w:sz w:val="28"/>
-          <w:szCs w:val="28"/>
-        </w:rPr>
-        <w:t xml:space="preserve"> notebook pipeline end-to-end.</w:t>
+      <w:r>
+        <w:t>Thuật toán tối ưu lịch trình, phân tích spillover/uncertainty/Pareto và notebook pipeline end-to-end có thể tái lập trên Kaggle.</w:t>
       </w:r>
     </w:p>
     <w:p>
@@ -9739,257 +6670,8 @@
           <w:szCs w:val="28"/>
         </w:rPr>
       </w:pPr>
-      <w:proofErr w:type="spellStart"/>
-      <w:r>
-        <w:rPr>
-          <w:rFonts w:ascii="Times New Roman" w:hAnsi="Times New Roman"/>
-          <w:sz w:val="28"/>
-          <w:szCs w:val="28"/>
-        </w:rPr>
-        <w:t>Bảng</w:t>
-      </w:r>
-      <w:proofErr w:type="spellEnd"/>
-      <w:r>
-        <w:rPr>
-          <w:rFonts w:ascii="Times New Roman" w:hAnsi="Times New Roman"/>
-          <w:sz w:val="28"/>
-          <w:szCs w:val="28"/>
-        </w:rPr>
-        <w:t xml:space="preserve"> so </w:t>
-      </w:r>
-      <w:proofErr w:type="spellStart"/>
-      <w:r>
-        <w:rPr>
-          <w:rFonts w:ascii="Times New Roman" w:hAnsi="Times New Roman"/>
-          <w:sz w:val="28"/>
-          <w:szCs w:val="28"/>
-        </w:rPr>
-        <w:t>sánh</w:t>
-      </w:r>
-      <w:proofErr w:type="spellEnd"/>
-      <w:r>
-        <w:rPr>
-          <w:rFonts w:ascii="Times New Roman" w:hAnsi="Times New Roman"/>
-          <w:sz w:val="28"/>
-          <w:szCs w:val="28"/>
-        </w:rPr>
-        <w:t xml:space="preserve"> metric </w:t>
-      </w:r>
-      <w:proofErr w:type="spellStart"/>
-      <w:r>
-        <w:rPr>
-          <w:rFonts w:ascii="Times New Roman" w:hAnsi="Times New Roman"/>
-          <w:sz w:val="28"/>
-          <w:szCs w:val="28"/>
-        </w:rPr>
-        <w:t>giữa</w:t>
-      </w:r>
-      <w:proofErr w:type="spellEnd"/>
-      <w:r>
-        <w:rPr>
-          <w:rFonts w:ascii="Times New Roman" w:hAnsi="Times New Roman"/>
-          <w:sz w:val="28"/>
-          <w:szCs w:val="28"/>
-        </w:rPr>
-        <w:t xml:space="preserve"> </w:t>
-      </w:r>
-      <w:proofErr w:type="spellStart"/>
-      <w:r>
-        <w:rPr>
-          <w:rFonts w:ascii="Times New Roman" w:hAnsi="Times New Roman"/>
-          <w:sz w:val="28"/>
-          <w:szCs w:val="28"/>
-        </w:rPr>
-        <w:t>lịch</w:t>
-      </w:r>
-      <w:proofErr w:type="spellEnd"/>
-      <w:r>
-        <w:rPr>
-          <w:rFonts w:ascii="Times New Roman" w:hAnsi="Times New Roman"/>
-          <w:sz w:val="28"/>
-          <w:szCs w:val="28"/>
-        </w:rPr>
-        <w:t xml:space="preserve"> baseline GTFS </w:t>
-      </w:r>
-      <w:proofErr w:type="spellStart"/>
-      <w:r>
-        <w:rPr>
-          <w:rFonts w:ascii="Times New Roman" w:hAnsi="Times New Roman"/>
-          <w:sz w:val="28"/>
-          <w:szCs w:val="28"/>
-        </w:rPr>
-        <w:t>và</w:t>
-      </w:r>
-      <w:proofErr w:type="spellEnd"/>
-      <w:r>
-        <w:rPr>
-          <w:rFonts w:ascii="Times New Roman" w:hAnsi="Times New Roman"/>
-          <w:sz w:val="28"/>
-          <w:szCs w:val="28"/>
-        </w:rPr>
-        <w:t xml:space="preserve"> </w:t>
-      </w:r>
-      <w:proofErr w:type="spellStart"/>
-      <w:r>
-        <w:rPr>
-          <w:rFonts w:ascii="Times New Roman" w:hAnsi="Times New Roman"/>
-          <w:sz w:val="28"/>
-          <w:szCs w:val="28"/>
-        </w:rPr>
-        <w:t>lịch</w:t>
-      </w:r>
-      <w:proofErr w:type="spellEnd"/>
-      <w:r>
-        <w:rPr>
-          <w:rFonts w:ascii="Times New Roman" w:hAnsi="Times New Roman"/>
-          <w:sz w:val="28"/>
-          <w:szCs w:val="28"/>
-        </w:rPr>
-        <w:t xml:space="preserve"> </w:t>
-      </w:r>
-      <w:proofErr w:type="spellStart"/>
-      <w:r>
-        <w:rPr>
-          <w:rFonts w:ascii="Times New Roman" w:hAnsi="Times New Roman"/>
-          <w:sz w:val="28"/>
-          <w:szCs w:val="28"/>
-        </w:rPr>
-        <w:t>đề</w:t>
-      </w:r>
-      <w:proofErr w:type="spellEnd"/>
-      <w:r>
-        <w:rPr>
-          <w:rFonts w:ascii="Times New Roman" w:hAnsi="Times New Roman"/>
-          <w:sz w:val="28"/>
-          <w:szCs w:val="28"/>
-        </w:rPr>
-        <w:t xml:space="preserve"> </w:t>
-      </w:r>
-      <w:proofErr w:type="spellStart"/>
-      <w:r>
-        <w:rPr>
-          <w:rFonts w:ascii="Times New Roman" w:hAnsi="Times New Roman"/>
-          <w:sz w:val="28"/>
-          <w:szCs w:val="28"/>
-        </w:rPr>
-        <w:t>xuất</w:t>
-      </w:r>
-      <w:proofErr w:type="spellEnd"/>
-      <w:r>
-        <w:rPr>
-          <w:rFonts w:ascii="Times New Roman" w:hAnsi="Times New Roman"/>
-          <w:sz w:val="28"/>
-          <w:szCs w:val="28"/>
-        </w:rPr>
-        <w:t xml:space="preserve"> </w:t>
-      </w:r>
-      <w:proofErr w:type="spellStart"/>
-      <w:r>
-        <w:rPr>
-          <w:rFonts w:ascii="Times New Roman" w:hAnsi="Times New Roman"/>
-          <w:sz w:val="28"/>
-          <w:szCs w:val="28"/>
-        </w:rPr>
-        <w:t>trên</w:t>
-      </w:r>
-      <w:proofErr w:type="spellEnd"/>
-      <w:r>
-        <w:rPr>
-          <w:rFonts w:ascii="Times New Roman" w:hAnsi="Times New Roman"/>
-          <w:sz w:val="28"/>
-          <w:szCs w:val="28"/>
-        </w:rPr>
-        <w:t xml:space="preserve"> </w:t>
-      </w:r>
-      <w:proofErr w:type="spellStart"/>
-      <w:r>
-        <w:rPr>
-          <w:rFonts w:ascii="Times New Roman" w:hAnsi="Times New Roman"/>
-          <w:sz w:val="28"/>
-          <w:szCs w:val="28"/>
-        </w:rPr>
-        <w:t>các</w:t>
-      </w:r>
-      <w:proofErr w:type="spellEnd"/>
-      <w:r>
-        <w:rPr>
-          <w:rFonts w:ascii="Times New Roman" w:hAnsi="Times New Roman"/>
-          <w:sz w:val="28"/>
-          <w:szCs w:val="28"/>
-        </w:rPr>
-        <w:t xml:space="preserve"> </w:t>
-      </w:r>
-      <w:proofErr w:type="spellStart"/>
-      <w:r>
-        <w:rPr>
-          <w:rFonts w:ascii="Times New Roman" w:hAnsi="Times New Roman"/>
-          <w:sz w:val="28"/>
-          <w:szCs w:val="28"/>
-        </w:rPr>
-        <w:t>kịch</w:t>
-      </w:r>
-      <w:proofErr w:type="spellEnd"/>
-      <w:r>
-        <w:rPr>
-          <w:rFonts w:ascii="Times New Roman" w:hAnsi="Times New Roman"/>
-          <w:sz w:val="28"/>
-          <w:szCs w:val="28"/>
-        </w:rPr>
-        <w:t xml:space="preserve"> </w:t>
-      </w:r>
-      <w:proofErr w:type="spellStart"/>
-      <w:r>
-        <w:rPr>
-          <w:rFonts w:ascii="Times New Roman" w:hAnsi="Times New Roman"/>
-          <w:sz w:val="28"/>
-          <w:szCs w:val="28"/>
-        </w:rPr>
-        <w:t>bản</w:t>
-      </w:r>
-      <w:proofErr w:type="spellEnd"/>
-      <w:r>
-        <w:rPr>
-          <w:rFonts w:ascii="Times New Roman" w:hAnsi="Times New Roman"/>
-          <w:sz w:val="28"/>
-          <w:szCs w:val="28"/>
-        </w:rPr>
-        <w:t xml:space="preserve"> </w:t>
-      </w:r>
-      <w:proofErr w:type="spellStart"/>
-      <w:r>
-        <w:rPr>
-          <w:rFonts w:ascii="Times New Roman" w:hAnsi="Times New Roman"/>
-          <w:sz w:val="28"/>
-          <w:szCs w:val="28"/>
-        </w:rPr>
-        <w:t>vận</w:t>
-      </w:r>
-      <w:proofErr w:type="spellEnd"/>
-      <w:r>
-        <w:rPr>
-          <w:rFonts w:ascii="Times New Roman" w:hAnsi="Times New Roman"/>
-          <w:sz w:val="28"/>
-          <w:szCs w:val="28"/>
-        </w:rPr>
-        <w:t xml:space="preserve"> </w:t>
-      </w:r>
-      <w:proofErr w:type="spellStart"/>
-      <w:r>
-        <w:rPr>
-          <w:rFonts w:ascii="Times New Roman" w:hAnsi="Times New Roman"/>
-          <w:sz w:val="28"/>
-          <w:szCs w:val="28"/>
-        </w:rPr>
-        <w:t>hành</w:t>
-      </w:r>
-      <w:proofErr w:type="spellEnd"/>
-      <w:r>
-        <w:rPr>
-          <w:rFonts w:ascii="Times New Roman" w:hAnsi="Times New Roman"/>
-          <w:sz w:val="28"/>
-          <w:szCs w:val="28"/>
-        </w:rPr>
-        <w:t>.</w:t>
+      <w:r>
+        <w:t>Bảng so sánh metric giữa lịch baseline GTFS và lịch đề xuất trên các kịch bản vận hành (ngày thường, cuối tuần, ngày mưa).</w:t>
       </w:r>
     </w:p>
     <w:p>
@@ -10007,239 +6689,8 @@
           <w:szCs w:val="28"/>
         </w:rPr>
       </w:pPr>
-      <w:proofErr w:type="spellStart"/>
-      <w:r>
-        <w:rPr>
-          <w:rFonts w:ascii="Times New Roman" w:hAnsi="Times New Roman"/>
-          <w:sz w:val="28"/>
-          <w:szCs w:val="28"/>
-        </w:rPr>
-        <w:t>Phân</w:t>
-      </w:r>
-      <w:proofErr w:type="spellEnd"/>
-      <w:r>
-        <w:rPr>
-          <w:rFonts w:ascii="Times New Roman" w:hAnsi="Times New Roman"/>
-          <w:sz w:val="28"/>
-          <w:szCs w:val="28"/>
-        </w:rPr>
-        <w:t xml:space="preserve"> </w:t>
-      </w:r>
-      <w:proofErr w:type="spellStart"/>
-      <w:r>
-        <w:rPr>
-          <w:rFonts w:ascii="Times New Roman" w:hAnsi="Times New Roman"/>
-          <w:sz w:val="28"/>
-          <w:szCs w:val="28"/>
-        </w:rPr>
-        <w:t>tích</w:t>
-      </w:r>
-      <w:proofErr w:type="spellEnd"/>
-      <w:r>
-        <w:rPr>
-          <w:rFonts w:ascii="Times New Roman" w:hAnsi="Times New Roman"/>
-          <w:sz w:val="28"/>
-          <w:szCs w:val="28"/>
-        </w:rPr>
-        <w:t xml:space="preserve"> trade-off </w:t>
-      </w:r>
-      <w:proofErr w:type="spellStart"/>
-      <w:r>
-        <w:rPr>
-          <w:rFonts w:ascii="Times New Roman" w:hAnsi="Times New Roman"/>
-          <w:sz w:val="28"/>
-          <w:szCs w:val="28"/>
-        </w:rPr>
-        <w:t>thời</w:t>
-      </w:r>
-      <w:proofErr w:type="spellEnd"/>
-      <w:r>
-        <w:rPr>
-          <w:rFonts w:ascii="Times New Roman" w:hAnsi="Times New Roman"/>
-          <w:sz w:val="28"/>
-          <w:szCs w:val="28"/>
-        </w:rPr>
-        <w:t xml:space="preserve"> </w:t>
-      </w:r>
-      <w:proofErr w:type="spellStart"/>
-      <w:r>
-        <w:rPr>
-          <w:rFonts w:ascii="Times New Roman" w:hAnsi="Times New Roman"/>
-          <w:sz w:val="28"/>
-          <w:szCs w:val="28"/>
-        </w:rPr>
-        <w:t>gian</w:t>
-      </w:r>
-      <w:proofErr w:type="spellEnd"/>
-      <w:r>
-        <w:rPr>
-          <w:rFonts w:ascii="Times New Roman" w:hAnsi="Times New Roman"/>
-          <w:sz w:val="28"/>
-          <w:szCs w:val="28"/>
-        </w:rPr>
-        <w:t xml:space="preserve"> </w:t>
-      </w:r>
-      <w:proofErr w:type="spellStart"/>
-      <w:r>
-        <w:rPr>
-          <w:rFonts w:ascii="Times New Roman" w:hAnsi="Times New Roman"/>
-          <w:sz w:val="28"/>
-          <w:szCs w:val="28"/>
-        </w:rPr>
-        <w:t>chờ</w:t>
-      </w:r>
-      <w:proofErr w:type="spellEnd"/>
-      <w:r>
-        <w:rPr>
-          <w:rFonts w:ascii="Times New Roman" w:hAnsi="Times New Roman"/>
-          <w:sz w:val="28"/>
-          <w:szCs w:val="28"/>
-        </w:rPr>
-        <w:t xml:space="preserve"> – chi </w:t>
-      </w:r>
-      <w:proofErr w:type="spellStart"/>
-      <w:r>
-        <w:rPr>
-          <w:rFonts w:ascii="Times New Roman" w:hAnsi="Times New Roman"/>
-          <w:sz w:val="28"/>
-          <w:szCs w:val="28"/>
-        </w:rPr>
-        <w:t>phí</w:t>
-      </w:r>
-      <w:proofErr w:type="spellEnd"/>
-      <w:r>
-        <w:rPr>
-          <w:rFonts w:ascii="Times New Roman" w:hAnsi="Times New Roman"/>
-          <w:sz w:val="28"/>
-          <w:szCs w:val="28"/>
-        </w:rPr>
-        <w:t xml:space="preserve"> </w:t>
-      </w:r>
-      <w:proofErr w:type="spellStart"/>
-      <w:r>
-        <w:rPr>
-          <w:rFonts w:ascii="Times New Roman" w:hAnsi="Times New Roman"/>
-          <w:sz w:val="28"/>
-          <w:szCs w:val="28"/>
-        </w:rPr>
-        <w:t>đội</w:t>
-      </w:r>
-      <w:proofErr w:type="spellEnd"/>
-      <w:r>
-        <w:rPr>
-          <w:rFonts w:ascii="Times New Roman" w:hAnsi="Times New Roman"/>
-          <w:sz w:val="28"/>
-          <w:szCs w:val="28"/>
-        </w:rPr>
-        <w:t xml:space="preserve"> </w:t>
-      </w:r>
-      <w:proofErr w:type="spellStart"/>
-      <w:r>
-        <w:rPr>
-          <w:rFonts w:ascii="Times New Roman" w:hAnsi="Times New Roman"/>
-          <w:sz w:val="28"/>
-          <w:szCs w:val="28"/>
-        </w:rPr>
-        <w:t>xe</w:t>
-      </w:r>
-      <w:proofErr w:type="spellEnd"/>
-      <w:r>
-        <w:rPr>
-          <w:rFonts w:ascii="Times New Roman" w:hAnsi="Times New Roman"/>
-          <w:sz w:val="28"/>
-          <w:szCs w:val="28"/>
-        </w:rPr>
-        <w:t xml:space="preserve"> </w:t>
-      </w:r>
-      <w:proofErr w:type="spellStart"/>
-      <w:r>
-        <w:rPr>
-          <w:rFonts w:ascii="Times New Roman" w:hAnsi="Times New Roman"/>
-          <w:sz w:val="28"/>
-          <w:szCs w:val="28"/>
-        </w:rPr>
-        <w:t>và</w:t>
-      </w:r>
-      <w:proofErr w:type="spellEnd"/>
-      <w:r>
-        <w:rPr>
-          <w:rFonts w:ascii="Times New Roman" w:hAnsi="Times New Roman"/>
-          <w:sz w:val="28"/>
-          <w:szCs w:val="28"/>
-        </w:rPr>
-        <w:t xml:space="preserve"> </w:t>
-      </w:r>
-      <w:proofErr w:type="spellStart"/>
-      <w:r>
-        <w:rPr>
-          <w:rFonts w:ascii="Times New Roman" w:hAnsi="Times New Roman"/>
-          <w:sz w:val="28"/>
-          <w:szCs w:val="28"/>
-        </w:rPr>
-        <w:t>độ</w:t>
-      </w:r>
-      <w:proofErr w:type="spellEnd"/>
-      <w:r>
-        <w:rPr>
-          <w:rFonts w:ascii="Times New Roman" w:hAnsi="Times New Roman"/>
-          <w:sz w:val="28"/>
-          <w:szCs w:val="28"/>
-        </w:rPr>
-        <w:t xml:space="preserve"> </w:t>
-      </w:r>
-      <w:proofErr w:type="spellStart"/>
-      <w:r>
-        <w:rPr>
-          <w:rFonts w:ascii="Times New Roman" w:hAnsi="Times New Roman"/>
-          <w:sz w:val="28"/>
-          <w:szCs w:val="28"/>
-        </w:rPr>
-        <w:t>nhạy</w:t>
-      </w:r>
-      <w:proofErr w:type="spellEnd"/>
-      <w:r>
-        <w:rPr>
-          <w:rFonts w:ascii="Times New Roman" w:hAnsi="Times New Roman"/>
-          <w:sz w:val="28"/>
-          <w:szCs w:val="28"/>
-        </w:rPr>
-        <w:t xml:space="preserve"> </w:t>
-      </w:r>
-      <w:proofErr w:type="spellStart"/>
-      <w:r>
-        <w:rPr>
-          <w:rFonts w:ascii="Times New Roman" w:hAnsi="Times New Roman"/>
-          <w:sz w:val="28"/>
-          <w:szCs w:val="28"/>
-        </w:rPr>
-        <w:t>tham</w:t>
-      </w:r>
-      <w:proofErr w:type="spellEnd"/>
-      <w:r>
-        <w:rPr>
-          <w:rFonts w:ascii="Times New Roman" w:hAnsi="Times New Roman"/>
-          <w:sz w:val="28"/>
-          <w:szCs w:val="28"/>
-        </w:rPr>
-        <w:t xml:space="preserve"> </w:t>
-      </w:r>
-      <w:proofErr w:type="spellStart"/>
-      <w:r>
-        <w:rPr>
-          <w:rFonts w:ascii="Times New Roman" w:hAnsi="Times New Roman"/>
-          <w:sz w:val="28"/>
-          <w:szCs w:val="28"/>
-        </w:rPr>
-        <w:t>số</w:t>
-      </w:r>
-      <w:proofErr w:type="spellEnd"/>
-      <w:r>
-        <w:rPr>
-          <w:rFonts w:ascii="Times New Roman" w:hAnsi="Times New Roman"/>
-          <w:sz w:val="28"/>
-          <w:szCs w:val="28"/>
-        </w:rPr>
-        <w:t xml:space="preserve"> λ.</w:t>
+      <w:r>
+        <w:t>Phân tích trade-off thời gian chờ – chi phí đội xe (Pareto frontier), độ nhạy tham số λ và demand spillover qua mạng chuyển tiếp.</w:t>
       </w:r>
     </w:p>
     <w:p>
@@ -10258,192 +6709,7 @@
         </w:rPr>
       </w:pPr>
       <w:r>
-        <w:rPr>
-          <w:rFonts w:ascii="Times New Roman" w:hAnsi="Times New Roman"/>
-          <w:sz w:val="28"/>
-          <w:szCs w:val="28"/>
-        </w:rPr>
-        <w:t xml:space="preserve">Module/demo </w:t>
-      </w:r>
-      <w:proofErr w:type="spellStart"/>
-      <w:r>
-        <w:rPr>
-          <w:rFonts w:ascii="Times New Roman" w:hAnsi="Times New Roman"/>
-          <w:sz w:val="28"/>
-          <w:szCs w:val="28"/>
-        </w:rPr>
-        <w:t>suy</w:t>
-      </w:r>
-      <w:proofErr w:type="spellEnd"/>
-      <w:r>
-        <w:rPr>
-          <w:rFonts w:ascii="Times New Roman" w:hAnsi="Times New Roman"/>
-          <w:sz w:val="28"/>
-          <w:szCs w:val="28"/>
-        </w:rPr>
-        <w:t xml:space="preserve"> </w:t>
-      </w:r>
-      <w:proofErr w:type="spellStart"/>
-      <w:r>
-        <w:rPr>
-          <w:rFonts w:ascii="Times New Roman" w:hAnsi="Times New Roman"/>
-          <w:sz w:val="28"/>
-          <w:szCs w:val="28"/>
-        </w:rPr>
-        <w:t>luận</w:t>
-      </w:r>
-      <w:proofErr w:type="spellEnd"/>
-      <w:r>
-        <w:rPr>
-          <w:rFonts w:ascii="Times New Roman" w:hAnsi="Times New Roman"/>
-          <w:sz w:val="28"/>
-          <w:szCs w:val="28"/>
-        </w:rPr>
-        <w:t xml:space="preserve"> </w:t>
-      </w:r>
-      <w:proofErr w:type="spellStart"/>
-      <w:r>
-        <w:rPr>
-          <w:rFonts w:ascii="Times New Roman" w:hAnsi="Times New Roman"/>
-          <w:sz w:val="28"/>
-          <w:szCs w:val="28"/>
-        </w:rPr>
-        <w:t>lịch</w:t>
-      </w:r>
-      <w:proofErr w:type="spellEnd"/>
-      <w:r>
-        <w:rPr>
-          <w:rFonts w:ascii="Times New Roman" w:hAnsi="Times New Roman"/>
-          <w:sz w:val="28"/>
-          <w:szCs w:val="28"/>
-        </w:rPr>
-        <w:t xml:space="preserve"> </w:t>
-      </w:r>
-      <w:proofErr w:type="spellStart"/>
-      <w:r>
-        <w:rPr>
-          <w:rFonts w:ascii="Times New Roman" w:hAnsi="Times New Roman"/>
-          <w:sz w:val="28"/>
-          <w:szCs w:val="28"/>
-        </w:rPr>
-        <w:t>trình</w:t>
-      </w:r>
-      <w:proofErr w:type="spellEnd"/>
-      <w:r>
-        <w:rPr>
-          <w:rFonts w:ascii="Times New Roman" w:hAnsi="Times New Roman"/>
-          <w:sz w:val="28"/>
-          <w:szCs w:val="28"/>
-        </w:rPr>
-        <w:t xml:space="preserve"> </w:t>
-      </w:r>
-      <w:proofErr w:type="spellStart"/>
-      <w:r>
-        <w:rPr>
-          <w:rFonts w:ascii="Times New Roman" w:hAnsi="Times New Roman"/>
-          <w:sz w:val="28"/>
-          <w:szCs w:val="28"/>
-        </w:rPr>
-        <w:t>từ</w:t>
-      </w:r>
-      <w:proofErr w:type="spellEnd"/>
-      <w:r>
-        <w:rPr>
-          <w:rFonts w:ascii="Times New Roman" w:hAnsi="Times New Roman"/>
-          <w:sz w:val="28"/>
-          <w:szCs w:val="28"/>
-        </w:rPr>
-        <w:t xml:space="preserve"> factors </w:t>
-      </w:r>
-      <w:proofErr w:type="spellStart"/>
-      <w:r>
-        <w:rPr>
-          <w:rFonts w:ascii="Times New Roman" w:hAnsi="Times New Roman"/>
-          <w:sz w:val="28"/>
-          <w:szCs w:val="28"/>
-        </w:rPr>
-        <w:t>thời</w:t>
-      </w:r>
-      <w:proofErr w:type="spellEnd"/>
-      <w:r>
-        <w:rPr>
-          <w:rFonts w:ascii="Times New Roman" w:hAnsi="Times New Roman"/>
-          <w:sz w:val="28"/>
-          <w:szCs w:val="28"/>
-        </w:rPr>
-        <w:t xml:space="preserve"> </w:t>
-      </w:r>
-      <w:proofErr w:type="spellStart"/>
-      <w:r>
-        <w:rPr>
-          <w:rFonts w:ascii="Times New Roman" w:hAnsi="Times New Roman"/>
-          <w:sz w:val="28"/>
-          <w:szCs w:val="28"/>
-        </w:rPr>
-        <w:t>tiết</w:t>
-      </w:r>
-      <w:proofErr w:type="spellEnd"/>
-      <w:r>
-        <w:rPr>
-          <w:rFonts w:ascii="Times New Roman" w:hAnsi="Times New Roman"/>
-          <w:sz w:val="28"/>
-          <w:szCs w:val="28"/>
-        </w:rPr>
-        <w:t xml:space="preserve"> </w:t>
-      </w:r>
-      <w:proofErr w:type="spellStart"/>
-      <w:r>
-        <w:rPr>
-          <w:rFonts w:ascii="Times New Roman" w:hAnsi="Times New Roman"/>
-          <w:sz w:val="28"/>
-          <w:szCs w:val="28"/>
-        </w:rPr>
-        <w:t>cho</w:t>
-      </w:r>
-      <w:proofErr w:type="spellEnd"/>
-      <w:r>
-        <w:rPr>
-          <w:rFonts w:ascii="Times New Roman" w:hAnsi="Times New Roman"/>
-          <w:sz w:val="28"/>
-          <w:szCs w:val="28"/>
-        </w:rPr>
-        <w:t xml:space="preserve"> </w:t>
-      </w:r>
-      <w:proofErr w:type="spellStart"/>
-      <w:r>
-        <w:rPr>
-          <w:rFonts w:ascii="Times New Roman" w:hAnsi="Times New Roman"/>
-          <w:sz w:val="28"/>
-          <w:szCs w:val="28"/>
-        </w:rPr>
-        <w:t>ngày</w:t>
-      </w:r>
-      <w:proofErr w:type="spellEnd"/>
-      <w:r>
-        <w:rPr>
-          <w:rFonts w:ascii="Times New Roman" w:hAnsi="Times New Roman"/>
-          <w:sz w:val="28"/>
-          <w:szCs w:val="28"/>
-        </w:rPr>
-        <w:t xml:space="preserve"> </w:t>
-      </w:r>
-      <w:proofErr w:type="spellStart"/>
-      <w:r>
-        <w:rPr>
-          <w:rFonts w:ascii="Times New Roman" w:hAnsi="Times New Roman"/>
-          <w:sz w:val="28"/>
-          <w:szCs w:val="28"/>
-        </w:rPr>
-        <w:t>mẫu</w:t>
-      </w:r>
-      <w:proofErr w:type="spellEnd"/>
-      <w:r>
-        <w:rPr>
-          <w:rFonts w:ascii="Times New Roman" w:hAnsi="Times New Roman"/>
-          <w:sz w:val="28"/>
-          <w:szCs w:val="28"/>
-        </w:rPr>
-        <w:t>.</w:t>
+        <w:t>Gói artifact ui_export (model, schedule JSON, metrics) phục vụ demo suy luận lịch trình theo kịch bản vận hành.</w:t>
       </w:r>
     </w:p>
     <w:p>

--- a/DeCuongDoAn.docx
+++ b/DeCuongDoAn.docx
@@ -242,78 +242,78 @@
         </w:rPr>
         <w:t xml:space="preserve">                           </w:t>
       </w:r>
+      <w:proofErr w:type="spellStart"/>
       <w:r>
         <w:rPr>
           <w:rFonts w:ascii="Times New Roman" w:hAnsi="Times New Roman"/>
           <w:sz w:val="22"/>
           <w:szCs w:val="22"/>
         </w:rPr>
-        <w:t xml:space="preserve">Độc </w:t>
-      </w:r>
-      <w:proofErr w:type="spellStart"/>
+        <w:t>Độc</w:t>
+      </w:r>
+      <w:proofErr w:type="spellEnd"/>
       <w:r>
         <w:rPr>
           <w:rFonts w:ascii="Times New Roman" w:hAnsi="Times New Roman"/>
           <w:sz w:val="22"/>
           <w:szCs w:val="22"/>
         </w:rPr>
-        <w:t>lập</w:t>
-      </w:r>
-      <w:proofErr w:type="spellEnd"/>
+        <w:t xml:space="preserve"> </w:t>
+      </w:r>
+      <w:proofErr w:type="spellStart"/>
       <w:r>
         <w:rPr>
           <w:rFonts w:ascii="Times New Roman" w:hAnsi="Times New Roman"/>
           <w:sz w:val="22"/>
           <w:szCs w:val="22"/>
         </w:rPr>
-        <w:t xml:space="preserve"> – </w:t>
-      </w:r>
-      <w:proofErr w:type="spellStart"/>
+        <w:t>lập</w:t>
+      </w:r>
+      <w:proofErr w:type="spellEnd"/>
       <w:r>
         <w:rPr>
           <w:rFonts w:ascii="Times New Roman" w:hAnsi="Times New Roman"/>
           <w:sz w:val="22"/>
           <w:szCs w:val="22"/>
         </w:rPr>
-        <w:t>Tự</w:t>
-      </w:r>
-      <w:proofErr w:type="spellEnd"/>
+        <w:t xml:space="preserve"> – </w:t>
+      </w:r>
+      <w:proofErr w:type="spellStart"/>
       <w:r>
         <w:rPr>
           <w:rFonts w:ascii="Times New Roman" w:hAnsi="Times New Roman"/>
           <w:sz w:val="22"/>
           <w:szCs w:val="22"/>
         </w:rPr>
-        <w:t xml:space="preserve"> do – </w:t>
-      </w:r>
-      <w:proofErr w:type="spellStart"/>
+        <w:t>Tự</w:t>
+      </w:r>
+      <w:proofErr w:type="spellEnd"/>
       <w:r>
         <w:rPr>
           <w:rFonts w:ascii="Times New Roman" w:hAnsi="Times New Roman"/>
           <w:sz w:val="22"/>
           <w:szCs w:val="22"/>
         </w:rPr>
-        <w:t>Hạnh</w:t>
-      </w:r>
-      <w:proofErr w:type="spellEnd"/>
+        <w:t xml:space="preserve"> do – </w:t>
+      </w:r>
+      <w:proofErr w:type="spellStart"/>
       <w:r>
         <w:rPr>
           <w:rFonts w:ascii="Times New Roman" w:hAnsi="Times New Roman"/>
           <w:sz w:val="22"/>
           <w:szCs w:val="22"/>
         </w:rPr>
-        <w:t xml:space="preserve"> </w:t>
-      </w:r>
-      <w:proofErr w:type="spellStart"/>
+        <w:t>Hạnh</w:t>
+      </w:r>
+      <w:proofErr w:type="spellEnd"/>
       <w:r>
         <w:rPr>
           <w:rFonts w:ascii="Times New Roman" w:hAnsi="Times New Roman"/>
           <w:sz w:val="22"/>
           <w:szCs w:val="22"/>
         </w:rPr>
-        <w:t>phúc</w:t>
-      </w:r>
-      <w:proofErr w:type="spellEnd"/>
+        <w:t xml:space="preserve"> phúc</w:t>
+      </w:r>
     </w:p>
     <w:p>
       <w:pPr>
@@ -3065,7 +3065,7 @@
         </w:rPr>
       </w:pPr>
       <w:r>
-        <w:t>Xây dựng notebook Kaggle reproducible (mta_schedule_optimization_kaggle.ipynb) và xuất artifact phục vụ demo.</w:t>
+        <w:t>Triển khai notebook reproducible mta_schedule_optimization.ipynb, xuất ui_export và dashboard Streamlit (app.py) cho người dùng vận hành.</w:t>
       </w:r>
     </w:p>
     <w:p>
@@ -3091,6 +3091,7 @@
           <w:sz w:val="28"/>
           <w:szCs w:val="28"/>
         </w:rPr>
+        <w:lastRenderedPageBreak/>
         <w:t>Nội</w:t>
       </w:r>
       <w:proofErr w:type="spellEnd"/>
@@ -3197,7 +3198,6 @@
           <w:sz w:val="28"/>
           <w:szCs w:val="28"/>
         </w:rPr>
-        <w:lastRenderedPageBreak/>
         <w:t>Nội</w:t>
       </w:r>
       <w:proofErr w:type="spellEnd"/>
@@ -4222,7 +4222,7 @@
         </w:rPr>
       </w:pPr>
       <w:r>
-        <w:t>Đánh giá, so sánh lịch baseline GTFS với lịch đề xuất trên toàn bộ tuyến; phân tích trade-off, độ nhạy tham số λ và các metric chờ đợi mở rộng. Xuất artifact phục vụ module suy luận/demo.</w:t>
+        <w:t>Xây dựng dashboard Streamlit và API: dự báo demand theo ngày/kịch bản thời tiết, chọn ưu tiên Pareto, ràng buộc tối ưu tùy chọn, giới hạn fleet toàn mạng, mở rộng lịch theo ga/quận từ GTFS; xuất artifact ui_export.</w:t>
       </w:r>
     </w:p>
     <w:p>
@@ -5848,25 +5848,25 @@
           <w:sz w:val="28"/>
           <w:szCs w:val="28"/>
         </w:rPr>
-        <w:t xml:space="preserve">: </w:t>
-      </w:r>
-      <w:proofErr w:type="spellStart"/>
-      <w:r>
-        <w:rPr>
-          <w:rFonts w:ascii="Times New Roman" w:hAnsi="Times New Roman"/>
-          <w:sz w:val="28"/>
-          <w:szCs w:val="28"/>
-        </w:rPr>
-        <w:t>Jupyter</w:t>
-      </w:r>
-      <w:proofErr w:type="spellEnd"/>
-      <w:r>
-        <w:rPr>
-          <w:rFonts w:ascii="Times New Roman" w:hAnsi="Times New Roman"/>
-          <w:sz w:val="28"/>
-          <w:szCs w:val="28"/>
-        </w:rPr>
-        <w:t xml:space="preserve"> Notebook, Visual Studio Code / Cursor.</w:t>
+        <w:t xml:space="preserve">: Jupyter Notebook, Visual Studio Code; dashboard </w:t>
+      </w:r>
+      <w:proofErr w:type="spellStart"/>
+      <w:r>
+        <w:rPr>
+          <w:rFonts w:ascii="Times New Roman" w:hAnsi="Times New Roman"/>
+          <w:sz w:val="28"/>
+          <w:szCs w:val="28"/>
+        </w:rPr>
+        <w:t>Streamlit</w:t>
+      </w:r>
+      <w:proofErr w:type="spellEnd"/>
+      <w:r>
+        <w:rPr>
+          <w:rFonts w:ascii="Times New Roman" w:hAnsi="Times New Roman"/>
+          <w:sz w:val="28"/>
+          <w:szCs w:val="28"/>
+        </w:rPr>
+        <w:t>.</w:t>
       </w:r>
     </w:p>
     <w:p>
@@ -5890,43 +5890,61 @@
           <w:sz w:val="28"/>
           <w:szCs w:val="28"/>
         </w:rPr>
-        <w:t xml:space="preserve">Thư </w:t>
-      </w:r>
-      <w:proofErr w:type="spellStart"/>
-      <w:r>
-        <w:rPr>
-          <w:rFonts w:ascii="Times New Roman" w:hAnsi="Times New Roman"/>
-          <w:sz w:val="28"/>
-          <w:szCs w:val="28"/>
-        </w:rPr>
-        <w:t>viện</w:t>
-      </w:r>
-      <w:proofErr w:type="spellEnd"/>
-      <w:r>
-        <w:rPr>
-          <w:rFonts w:ascii="Times New Roman" w:hAnsi="Times New Roman"/>
-          <w:sz w:val="28"/>
-          <w:szCs w:val="28"/>
-        </w:rPr>
-        <w:t>: pandas, NumPy, scikit-learn, TensorFlow/</w:t>
-      </w:r>
-      <w:proofErr w:type="spellStart"/>
-      <w:r>
-        <w:rPr>
-          <w:rFonts w:ascii="Times New Roman" w:hAnsi="Times New Roman"/>
-          <w:sz w:val="28"/>
-          <w:szCs w:val="28"/>
-        </w:rPr>
-        <w:t>Keras</w:t>
-      </w:r>
-      <w:proofErr w:type="spellEnd"/>
-      <w:r>
-        <w:rPr>
-          <w:rFonts w:ascii="Times New Roman" w:hAnsi="Times New Roman"/>
-          <w:sz w:val="28"/>
-          <w:szCs w:val="28"/>
-        </w:rPr>
-        <w:t>, Matplotlib, Seaborn.</w:t>
+        <w:t xml:space="preserve">Thư viện: pandas, NumPy, scikit-learn, TensorFlow/Keras, Matplotlib, Seaborn, </w:t>
+      </w:r>
+      <w:proofErr w:type="spellStart"/>
+      <w:r>
+        <w:rPr>
+          <w:rFonts w:ascii="Times New Roman" w:hAnsi="Times New Roman"/>
+          <w:sz w:val="28"/>
+          <w:szCs w:val="28"/>
+        </w:rPr>
+        <w:t>Streamlit</w:t>
+      </w:r>
+      <w:proofErr w:type="spellEnd"/>
+      <w:r>
+        <w:rPr>
+          <w:rFonts w:ascii="Times New Roman" w:hAnsi="Times New Roman"/>
+          <w:sz w:val="28"/>
+          <w:szCs w:val="28"/>
+        </w:rPr>
+        <w:t xml:space="preserve">, </w:t>
+      </w:r>
+      <w:proofErr w:type="spellStart"/>
+      <w:r>
+        <w:rPr>
+          <w:rFonts w:ascii="Times New Roman" w:hAnsi="Times New Roman"/>
+          <w:sz w:val="28"/>
+          <w:szCs w:val="28"/>
+        </w:rPr>
+        <w:t>Plotly</w:t>
+      </w:r>
+      <w:proofErr w:type="spellEnd"/>
+      <w:r>
+        <w:rPr>
+          <w:rFonts w:ascii="Times New Roman" w:hAnsi="Times New Roman"/>
+          <w:sz w:val="28"/>
+          <w:szCs w:val="28"/>
+        </w:rPr>
+        <w:t xml:space="preserve">, </w:t>
+      </w:r>
+      <w:proofErr w:type="spellStart"/>
+      <w:r>
+        <w:rPr>
+          <w:rFonts w:ascii="Times New Roman" w:hAnsi="Times New Roman"/>
+          <w:sz w:val="28"/>
+          <w:szCs w:val="28"/>
+        </w:rPr>
+        <w:t>FastAPI</w:t>
+      </w:r>
+      <w:proofErr w:type="spellEnd"/>
+      <w:r>
+        <w:rPr>
+          <w:rFonts w:ascii="Times New Roman" w:hAnsi="Times New Roman"/>
+          <w:sz w:val="28"/>
+          <w:szCs w:val="28"/>
+        </w:rPr>
+        <w:t>.</w:t>
       </w:r>
     </w:p>
     <w:p>
@@ -5951,6 +5969,7 @@
           <w:sz w:val="28"/>
           <w:szCs w:val="28"/>
         </w:rPr>
+        <w:lastRenderedPageBreak/>
         <w:t>Dữ</w:t>
       </w:r>
       <w:proofErr w:type="spellEnd"/>
@@ -5996,7 +6015,7 @@
           <w:sz w:val="28"/>
           <w:szCs w:val="28"/>
         </w:rPr>
-        <w:t xml:space="preserve"> (archive) </w:t>
+        <w:t xml:space="preserve"> </w:t>
       </w:r>
       <w:proofErr w:type="spellStart"/>
       <w:r>
@@ -6014,43 +6033,61 @@
           <w:sz w:val="28"/>
           <w:szCs w:val="28"/>
         </w:rPr>
-        <w:t xml:space="preserve"> </w:t>
-      </w:r>
-      <w:proofErr w:type="spellStart"/>
-      <w:r>
-        <w:rPr>
-          <w:rFonts w:ascii="Times New Roman" w:hAnsi="Times New Roman"/>
-          <w:sz w:val="28"/>
-          <w:szCs w:val="28"/>
-        </w:rPr>
-        <w:t>tập</w:t>
-      </w:r>
-      <w:proofErr w:type="spellEnd"/>
-      <w:r>
-        <w:rPr>
-          <w:rFonts w:ascii="Times New Roman" w:hAnsi="Times New Roman"/>
-          <w:sz w:val="28"/>
-          <w:szCs w:val="28"/>
-        </w:rPr>
-        <w:t xml:space="preserve"> factors </w:t>
-      </w:r>
-      <w:proofErr w:type="spellStart"/>
-      <w:r>
-        <w:rPr>
-          <w:rFonts w:ascii="Times New Roman" w:hAnsi="Times New Roman"/>
-          <w:sz w:val="28"/>
-          <w:szCs w:val="28"/>
-        </w:rPr>
-        <w:t>mẫu</w:t>
-      </w:r>
-      <w:proofErr w:type="spellEnd"/>
-      <w:r>
-        <w:rPr>
-          <w:rFonts w:ascii="Times New Roman" w:hAnsi="Times New Roman"/>
-          <w:sz w:val="28"/>
-          <w:szCs w:val="28"/>
-        </w:rPr>
-        <w:t>.</w:t>
+        <w:t xml:space="preserve"> crawl </w:t>
+      </w:r>
+      <w:proofErr w:type="spellStart"/>
+      <w:r>
+        <w:rPr>
+          <w:rFonts w:ascii="Times New Roman" w:hAnsi="Times New Roman"/>
+          <w:sz w:val="28"/>
+          <w:szCs w:val="28"/>
+        </w:rPr>
+        <w:t>thời</w:t>
+      </w:r>
+      <w:proofErr w:type="spellEnd"/>
+      <w:r>
+        <w:rPr>
+          <w:rFonts w:ascii="Times New Roman" w:hAnsi="Times New Roman"/>
+          <w:sz w:val="28"/>
+          <w:szCs w:val="28"/>
+        </w:rPr>
+        <w:t xml:space="preserve"> </w:t>
+      </w:r>
+      <w:proofErr w:type="spellStart"/>
+      <w:r>
+        <w:rPr>
+          <w:rFonts w:ascii="Times New Roman" w:hAnsi="Times New Roman"/>
+          <w:sz w:val="28"/>
+          <w:szCs w:val="28"/>
+        </w:rPr>
+        <w:t>tiết</w:t>
+      </w:r>
+      <w:proofErr w:type="spellEnd"/>
+      <w:r>
+        <w:rPr>
+          <w:rFonts w:ascii="Times New Roman" w:hAnsi="Times New Roman"/>
+          <w:sz w:val="28"/>
+          <w:szCs w:val="28"/>
+        </w:rPr>
+        <w:t xml:space="preserve"> </w:t>
+      </w:r>
+      <w:proofErr w:type="spellStart"/>
+      <w:r>
+        <w:rPr>
+          <w:rFonts w:ascii="Times New Roman" w:hAnsi="Times New Roman"/>
+          <w:sz w:val="28"/>
+          <w:szCs w:val="28"/>
+        </w:rPr>
+        <w:t>trên</w:t>
+      </w:r>
+      <w:proofErr w:type="spellEnd"/>
+      <w:r>
+        <w:rPr>
+          <w:rFonts w:ascii="Times New Roman" w:hAnsi="Times New Roman"/>
+          <w:sz w:val="28"/>
+          <w:szCs w:val="28"/>
+        </w:rPr>
+        <w:t xml:space="preserve"> UI.</w:t>
       </w:r>
     </w:p>
     <w:p>
@@ -6652,7 +6689,7 @@
         </w:rPr>
       </w:pPr>
       <w:r>
-        <w:t>Thuật toán tối ưu lịch trình, phân tích spillover/uncertainty/Pareto và notebook pipeline end-to-end có thể tái lập trên Kaggle.</w:t>
+        <w:t>Thuật toán tối ưu lịch trình, phân tích spillover/uncertainty/Pareto, notebook pipeline end-to-end và dashboard Streamlit tái lập kết quả từ ui_export.</w:t>
       </w:r>
     </w:p>
     <w:p>
@@ -6709,7 +6746,7 @@
         </w:rPr>
       </w:pPr>
       <w:r>
-        <w:t>Gói artifact ui_export (model, schedule JSON, metrics) phục vụ demo suy luận lịch trình theo kịch bản vận hành.</w:t>
+        <w:t>Gói artifact ui_export (model, schedule JSON, weather_groups, metrics) và ứng dụng Streamlit/API phục vụ suy luận lịch trình theo ngày và kịch bản vận hành.</w:t>
       </w:r>
     </w:p>
     <w:p>
@@ -7113,15 +7150,6 @@
         </w:rPr>
         <w:t>.</w:t>
       </w:r>
-    </w:p>
-    <w:p>
-      <w:pPr>
-        <w:spacing w:line="276" w:lineRule="auto"/>
-        <w:jc w:val="both"/>
-        <w:rPr>
-          <w:szCs w:val="26"/>
-        </w:rPr>
-      </w:pPr>
     </w:p>
     <w:p>
       <w:pPr>
@@ -8097,7 +8125,6 @@
           </w:p>
           <w:p>
             <w:pPr>
-              <w:jc w:val="center"/>
               <w:rPr>
                 <w:b/>
                 <w:sz w:val="28"/>
@@ -8335,10 +8362,7 @@
         <w:t>:</w:t>
       </w:r>
       <w:r>
-        <w:t xml:space="preserve"> </w:t>
-      </w:r>
-      <w:r>
-        <w:t>Nguyễn Thành Đạt</w:t>
+        <w:t xml:space="preserve"> Nguyễn Thành Đạt</w:t>
       </w:r>
       <w:r>
         <w:tab/>
@@ -8385,10 +8409,7 @@
         <w:t>:</w:t>
       </w:r>
       <w:r>
-        <w:t xml:space="preserve"> </w:t>
-      </w:r>
-      <w:r>
-        <w:t>0961395467</w:t>
+        <w:t xml:space="preserve"> 0961395467</w:t>
       </w:r>
       <w:r>
         <w:tab/>
